--- a/1_Report/30209232987_CaoThiVuongAnh_CMUCS376CIS _IPsecReport.docx
+++ b/1_Report/30209232987_CaoThiVuongAnh_CMUCS376CIS _IPsecReport.docx
@@ -1735,7 +1735,7 @@
           </mc:Choice>
           <mc:Fallback>
             <w:pict>
-              <v:group w14:anchorId="53AB4928" id="Group 2" o:spid="_x0000_s1026" style="position:absolute;margin-left:-13.05pt;margin-top:.4pt;width:483.45pt;height:731.15pt;z-index:-251657216;mso-position-horizontal-relative:margin;mso-position-vertical-relative:margin" coordorigin="1546,1140" coordsize="9669,14293" o:gfxdata="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">
+              <v:group w14:anchorId="6A85FD22" id="Group 2" o:spid="_x0000_s1026" style="position:absolute;margin-left:-13.05pt;margin-top:.4pt;width:483.45pt;height:731.15pt;z-index:-251657216;mso-position-horizontal-relative:margin;mso-position-vertical-relative:margin" coordorigin="1546,1140" coordsize="9669,14293" o:gfxdata="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">
                 <v:shape id="Freeform 6" o:spid="_x0000_s1027" style="position:absolute;left:1546;top:1140;width:9669;height:1096;visibility:visible;mso-wrap-style:square;v-text-anchor:top" coordsize="9669,1096" o:gfxdata="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" path="m9668,l,,,30,,1096r30,l30,30r9608,l9638,1096r30,l9668,30r,-30xe" fillcolor="black" stroked="f">
                   <v:path arrowok="t" o:connecttype="custom" o:connectlocs="9668,1141;0,1141;0,1171;0,2237;30,2237;30,1171;9638,1171;9638,2237;9668,2237;9668,1171;9668,1141" o:connectangles="0,0,0,0,0,0,0,0,0,0,0"/>
                 </v:shape>
@@ -2514,6 +2514,7 @@
           <w:rFonts w:ascii="Times New Roman" w:hAnsi="Times New Roman" w:cs="Times New Roman"/>
         </w:rPr>
       </w:pPr>
+      <w:bookmarkStart w:id="4" w:name="_Toc240561988"/>
       <w:r>
         <w:rPr>
           <w:rFonts w:ascii="Times New Roman" w:hAnsi="Times New Roman" w:cs="Times New Roman"/>
@@ -2521,6 +2522,7 @@
         <w:lastRenderedPageBreak/>
         <w:t>PROJECT INFORMATION</w:t>
       </w:r>
+      <w:bookmarkEnd w:id="4"/>
     </w:p>
     <w:p>
       <w:pPr>
@@ -2547,8 +2549,8 @@
         <w:tblLook w:val="04A0" w:firstRow="1" w:lastRow="0" w:firstColumn="1" w:lastColumn="0" w:noHBand="0" w:noVBand="1"/>
       </w:tblPr>
       <w:tblGrid>
-        <w:gridCol w:w="4528"/>
-        <w:gridCol w:w="4533"/>
+        <w:gridCol w:w="3746"/>
+        <w:gridCol w:w="5315"/>
       </w:tblGrid>
       <w:tr>
         <w:trPr>
@@ -2733,7 +2735,11 @@
           <w:tcPr>
             <w:tcW w:w="4535" w:type="dxa"/>
           </w:tcPr>
-          <w:p/>
+          <w:p>
+            <w:r>
+              <w:t>https://github.com/vganhh62git/IPsec_project.git</w:t>
+            </w:r>
+          </w:p>
         </w:tc>
       </w:tr>
       <w:tr>
@@ -2802,12 +2808,14 @@
           <w:rFonts w:ascii="Times New Roman" w:hAnsi="Times New Roman" w:cs="Times New Roman"/>
         </w:rPr>
       </w:pPr>
+      <w:bookmarkStart w:id="5" w:name="_Toc240561989"/>
       <w:r>
         <w:rPr>
           <w:rFonts w:ascii="Times New Roman" w:hAnsi="Times New Roman" w:cs="Times New Roman"/>
         </w:rPr>
         <w:t>REVISION HISTORY</w:t>
       </w:r>
+      <w:bookmarkEnd w:id="5"/>
     </w:p>
     <w:p>
       <w:pPr>
@@ -3053,6 +3061,7 @@
           <w:rFonts w:ascii="Times New Roman" w:hAnsi="Times New Roman" w:cs="Times New Roman"/>
         </w:rPr>
       </w:pPr>
+      <w:bookmarkStart w:id="6" w:name="_Toc240561990"/>
       <w:r>
         <w:rPr>
           <w:rFonts w:ascii="Times New Roman" w:hAnsi="Times New Roman" w:cs="Times New Roman"/>
@@ -3060,6 +3069,7 @@
         <w:lastRenderedPageBreak/>
         <w:t>TABLE OF CONTENTS</w:t>
       </w:r>
+      <w:bookmarkEnd w:id="6"/>
     </w:p>
     <w:p>
       <w:pPr>
@@ -3086,13 +3096,14 @@
       <w:r>
         <w:fldChar w:fldCharType="separate"/>
       </w:r>
-      <w:hyperlink w:anchor="_Toc240493481" w:history="1">
+      <w:hyperlink w:anchor="_Toc240561988" w:history="1">
         <w:r>
           <w:rPr>
             <w:rStyle w:val="Siuktni"/>
-            <w:noProof/>
-          </w:rPr>
-          <w:t>THÔNG TIN DỰ ÁN</w:t>
+            <w:rFonts w:cs="Times New Roman"/>
+            <w:noProof/>
+          </w:rPr>
+          <w:t>PROJECT INFORMATION</w:t>
         </w:r>
         <w:r>
           <w:rPr>
@@ -3113,7 +3124,7 @@
             <w:noProof/>
             <w:webHidden/>
           </w:rPr>
-          <w:instrText xml:space="preserve"> PAGEREF _Toc240493481 \h </w:instrText>
+          <w:instrText xml:space="preserve"> PAGEREF _Toc240561988 \h </w:instrText>
         </w:r>
         <w:r>
           <w:rPr>
@@ -3160,13 +3171,14 @@
           <w14:ligatures w14:val="standardContextual"/>
         </w:rPr>
       </w:pPr>
-      <w:hyperlink w:anchor="_Toc240493482" w:history="1">
+      <w:hyperlink w:anchor="_Toc240561989" w:history="1">
         <w:r>
           <w:rPr>
             <w:rStyle w:val="Siuktni"/>
-            <w:noProof/>
-          </w:rPr>
-          <w:t>LỊCH SỬ SỬA ĐỔI</w:t>
+            <w:rFonts w:cs="Times New Roman"/>
+            <w:noProof/>
+          </w:rPr>
+          <w:t>REVISION HISTORY</w:t>
         </w:r>
         <w:r>
           <w:rPr>
@@ -3187,7 +3199,7 @@
             <w:noProof/>
             <w:webHidden/>
           </w:rPr>
-          <w:instrText xml:space="preserve"> PAGEREF _Toc240493482 \h </w:instrText>
+          <w:instrText xml:space="preserve"> PAGEREF _Toc240561989 \h </w:instrText>
         </w:r>
         <w:r>
           <w:rPr>
@@ -3234,13 +3246,14 @@
           <w14:ligatures w14:val="standardContextual"/>
         </w:rPr>
       </w:pPr>
-      <w:hyperlink w:anchor="_Toc240493483" w:history="1">
+      <w:hyperlink w:anchor="_Toc240561990" w:history="1">
         <w:r>
           <w:rPr>
             <w:rStyle w:val="Siuktni"/>
-            <w:noProof/>
-          </w:rPr>
-          <w:t>MỤC LỤC</w:t>
+            <w:rFonts w:cs="Times New Roman"/>
+            <w:noProof/>
+          </w:rPr>
+          <w:t>TABLE OF CONTENTS</w:t>
         </w:r>
         <w:r>
           <w:rPr>
@@ -3261,7 +3274,7 @@
             <w:noProof/>
             <w:webHidden/>
           </w:rPr>
-          <w:instrText xml:space="preserve"> PAGEREF _Toc240493483 \h </w:instrText>
+          <w:instrText xml:space="preserve"> PAGEREF _Toc240561990 \h </w:instrText>
         </w:r>
         <w:r>
           <w:rPr>
@@ -3308,13 +3321,14 @@
           <w14:ligatures w14:val="standardContextual"/>
         </w:rPr>
       </w:pPr>
-      <w:hyperlink w:anchor="_Toc240493484" w:history="1">
+      <w:hyperlink w:anchor="_Toc240561991" w:history="1">
         <w:r>
           <w:rPr>
             <w:rStyle w:val="Siuktni"/>
-            <w:noProof/>
-          </w:rPr>
-          <w:t>DANH MỤC HÌNH ảnh</w:t>
+            <w:rFonts w:cs="Times New Roman"/>
+            <w:noProof/>
+          </w:rPr>
+          <w:t>LIST OF FIGURES</w:t>
         </w:r>
         <w:r>
           <w:rPr>
@@ -3335,7 +3349,7 @@
             <w:noProof/>
             <w:webHidden/>
           </w:rPr>
-          <w:instrText xml:space="preserve"> PAGEREF _Toc240493484 \h </w:instrText>
+          <w:instrText xml:space="preserve"> PAGEREF _Toc240561991 \h </w:instrText>
         </w:r>
         <w:r>
           <w:rPr>
@@ -3382,13 +3396,14 @@
           <w14:ligatures w14:val="standardContextual"/>
         </w:rPr>
       </w:pPr>
-      <w:hyperlink w:anchor="_Toc240493485" w:history="1">
+      <w:hyperlink w:anchor="_Toc240561992" w:history="1">
         <w:r>
           <w:rPr>
             <w:rStyle w:val="Siuktni"/>
-            <w:noProof/>
-          </w:rPr>
-          <w:t>DANH MỤC BẢNG</w:t>
+            <w:rFonts w:cs="Times New Roman"/>
+            <w:noProof/>
+          </w:rPr>
+          <w:t>LIST OF TABLES</w:t>
         </w:r>
         <w:r>
           <w:rPr>
@@ -3409,7 +3424,7 @@
             <w:noProof/>
             <w:webHidden/>
           </w:rPr>
-          <w:instrText xml:space="preserve"> PAGEREF _Toc240493485 \h </w:instrText>
+          <w:instrText xml:space="preserve"> PAGEREF _Toc240561992 \h </w:instrText>
         </w:r>
         <w:r>
           <w:rPr>
@@ -3456,13 +3471,14 @@
           <w14:ligatures w14:val="standardContextual"/>
         </w:rPr>
       </w:pPr>
-      <w:hyperlink w:anchor="_Toc240493486" w:history="1">
+      <w:hyperlink w:anchor="_Toc240561993" w:history="1">
         <w:r>
           <w:rPr>
             <w:rStyle w:val="Siuktni"/>
-            <w:noProof/>
-          </w:rPr>
-          <w:t>DANH MỤC TỪ VIẾT TẮT</w:t>
+            <w:rFonts w:cs="Times New Roman"/>
+            <w:noProof/>
+          </w:rPr>
+          <w:t>LIST OF ABBREVIATIONS</w:t>
         </w:r>
         <w:r>
           <w:rPr>
@@ -3483,7 +3499,7 @@
             <w:noProof/>
             <w:webHidden/>
           </w:rPr>
-          <w:instrText xml:space="preserve"> PAGEREF _Toc240493486 \h </w:instrText>
+          <w:instrText xml:space="preserve"> PAGEREF _Toc240561993 \h </w:instrText>
         </w:r>
         <w:r>
           <w:rPr>
@@ -3530,13 +3546,14 @@
           <w14:ligatures w14:val="standardContextual"/>
         </w:rPr>
       </w:pPr>
-      <w:hyperlink w:anchor="_Toc240493487" w:history="1">
+      <w:hyperlink w:anchor="_Toc240561994" w:history="1">
         <w:r>
           <w:rPr>
             <w:rStyle w:val="Siuktni"/>
-            <w:noProof/>
-          </w:rPr>
-          <w:t>CHƯƠNG 1. GIỚI THIỆU</w:t>
+            <w:rFonts w:cs="Times New Roman"/>
+            <w:noProof/>
+          </w:rPr>
+          <w:t>CHAPTER 1. INTRODUCTION</w:t>
         </w:r>
         <w:r>
           <w:rPr>
@@ -3557,7 +3574,7 @@
             <w:noProof/>
             <w:webHidden/>
           </w:rPr>
-          <w:instrText xml:space="preserve"> PAGEREF _Toc240493487 \h </w:instrText>
+          <w:instrText xml:space="preserve"> PAGEREF _Toc240561994 \h </w:instrText>
         </w:r>
         <w:r>
           <w:rPr>
@@ -3604,13 +3621,14 @@
           <w14:ligatures w14:val="standardContextual"/>
         </w:rPr>
       </w:pPr>
-      <w:hyperlink w:anchor="_Toc240493488" w:history="1">
+      <w:hyperlink w:anchor="_Toc240561995" w:history="1">
         <w:r>
           <w:rPr>
             <w:rStyle w:val="Siuktni"/>
-            <w:noProof/>
-          </w:rPr>
-          <w:t>1.1. MỤC ĐÍCH TÀI LIỆU</w:t>
+            <w:rFonts w:cs="Times New Roman"/>
+            <w:noProof/>
+          </w:rPr>
+          <w:t>1.1. Purpose of the document</w:t>
         </w:r>
         <w:r>
           <w:rPr>
@@ -3631,7 +3649,7 @@
             <w:noProof/>
             <w:webHidden/>
           </w:rPr>
-          <w:instrText xml:space="preserve"> PAGEREF _Toc240493488 \h </w:instrText>
+          <w:instrText xml:space="preserve"> PAGEREF _Toc240561995 \h </w:instrText>
         </w:r>
         <w:r>
           <w:rPr>
@@ -3678,13 +3696,14 @@
           <w14:ligatures w14:val="standardContextual"/>
         </w:rPr>
       </w:pPr>
-      <w:hyperlink w:anchor="_Toc240493489" w:history="1">
+      <w:hyperlink w:anchor="_Toc240561996" w:history="1">
         <w:r>
           <w:rPr>
             <w:rStyle w:val="Siuktni"/>
-            <w:noProof/>
-          </w:rPr>
-          <w:t>1.2. MỤC TIÊU VÀ TIÊU CHÍ ĐÁNH GIÁ</w:t>
+            <w:rFonts w:cs="Times New Roman"/>
+            <w:noProof/>
+          </w:rPr>
+          <w:t>1.2. Objectives and evaluation criteria</w:t>
         </w:r>
         <w:r>
           <w:rPr>
@@ -3705,7 +3724,7 @@
             <w:noProof/>
             <w:webHidden/>
           </w:rPr>
-          <w:instrText xml:space="preserve"> PAGEREF _Toc240493489 \h </w:instrText>
+          <w:instrText xml:space="preserve"> PAGEREF _Toc240561996 \h </w:instrText>
         </w:r>
         <w:r>
           <w:rPr>
@@ -3752,13 +3771,14 @@
           <w14:ligatures w14:val="standardContextual"/>
         </w:rPr>
       </w:pPr>
-      <w:hyperlink w:anchor="_Toc240493490" w:history="1">
+      <w:hyperlink w:anchor="_Toc240561997" w:history="1">
         <w:r>
           <w:rPr>
             <w:rStyle w:val="Siuktni"/>
-            <w:noProof/>
-          </w:rPr>
-          <w:t>1.3. PHẠM VI VÀ PHƯƠNG PHÁP</w:t>
+            <w:rFonts w:cs="Times New Roman"/>
+            <w:noProof/>
+          </w:rPr>
+          <w:t>1.3. Scope and methodology</w:t>
         </w:r>
         <w:r>
           <w:rPr>
@@ -3779,7 +3799,7 @@
             <w:noProof/>
             <w:webHidden/>
           </w:rPr>
-          <w:instrText xml:space="preserve"> PAGEREF _Toc240493490 \h </w:instrText>
+          <w:instrText xml:space="preserve"> PAGEREF _Toc240561997 \h </w:instrText>
         </w:r>
         <w:r>
           <w:rPr>
@@ -3826,13 +3846,14 @@
           <w14:ligatures w14:val="standardContextual"/>
         </w:rPr>
       </w:pPr>
-      <w:hyperlink w:anchor="_Toc240493491" w:history="1">
+      <w:hyperlink w:anchor="_Toc240561998" w:history="1">
         <w:r>
           <w:rPr>
             <w:rStyle w:val="Siuktni"/>
-            <w:noProof/>
-          </w:rPr>
-          <w:t>CHƯƠNG 2. CĂN CỨ LỰA CHỌN CÔNG NGHỆ</w:t>
+            <w:rFonts w:cs="Times New Roman"/>
+            <w:noProof/>
+          </w:rPr>
+          <w:t>CHAPTER 2. TECHNOLOGY SELECTION</w:t>
         </w:r>
         <w:r>
           <w:rPr>
@@ -3853,7 +3874,7 @@
             <w:noProof/>
             <w:webHidden/>
           </w:rPr>
-          <w:instrText xml:space="preserve"> PAGEREF _Toc240493491 \h </w:instrText>
+          <w:instrText xml:space="preserve"> PAGEREF _Toc240561998 \h </w:instrText>
         </w:r>
         <w:r>
           <w:rPr>
@@ -3873,7 +3894,7 @@
             <w:noProof/>
             <w:webHidden/>
           </w:rPr>
-          <w:t>7</w:t>
+          <w:t>8</w:t>
         </w:r>
         <w:r>
           <w:rPr>
@@ -3900,13 +3921,14 @@
           <w14:ligatures w14:val="standardContextual"/>
         </w:rPr>
       </w:pPr>
-      <w:hyperlink w:anchor="_Toc240493492" w:history="1">
+      <w:hyperlink w:anchor="_Toc240561999" w:history="1">
         <w:r>
           <w:rPr>
             <w:rStyle w:val="Siuktni"/>
-            <w:noProof/>
-          </w:rPr>
-          <w:t>2.1. TIÊU CHÍ LỰA CHỌN</w:t>
+            <w:rFonts w:cs="Times New Roman"/>
+            <w:noProof/>
+          </w:rPr>
+          <w:t>2.1. Selection criteria</w:t>
         </w:r>
         <w:r>
           <w:rPr>
@@ -3927,7 +3949,7 @@
             <w:noProof/>
             <w:webHidden/>
           </w:rPr>
-          <w:instrText xml:space="preserve"> PAGEREF _Toc240493492 \h </w:instrText>
+          <w:instrText xml:space="preserve"> PAGEREF _Toc240561999 \h </w:instrText>
         </w:r>
         <w:r>
           <w:rPr>
@@ -3947,7 +3969,7 @@
             <w:noProof/>
             <w:webHidden/>
           </w:rPr>
-          <w:t>7</w:t>
+          <w:t>8</w:t>
         </w:r>
         <w:r>
           <w:rPr>
@@ -3974,13 +3996,14 @@
           <w14:ligatures w14:val="standardContextual"/>
         </w:rPr>
       </w:pPr>
-      <w:hyperlink w:anchor="_Toc240493493" w:history="1">
+      <w:hyperlink w:anchor="_Toc240562000" w:history="1">
         <w:r>
           <w:rPr>
             <w:rStyle w:val="Siuktni"/>
-            <w:noProof/>
-          </w:rPr>
-          <w:t>2.2. CÔNG CỤ THỰC NGHIỆM</w:t>
+            <w:rFonts w:cs="Times New Roman"/>
+            <w:noProof/>
+          </w:rPr>
+          <w:t>2.2. Experimental tools</w:t>
         </w:r>
         <w:r>
           <w:rPr>
@@ -4001,7 +4024,7 @@
             <w:noProof/>
             <w:webHidden/>
           </w:rPr>
-          <w:instrText xml:space="preserve"> PAGEREF _Toc240493493 \h </w:instrText>
+          <w:instrText xml:space="preserve"> PAGEREF _Toc240562000 \h </w:instrText>
         </w:r>
         <w:r>
           <w:rPr>
@@ -4021,7 +4044,7 @@
             <w:noProof/>
             <w:webHidden/>
           </w:rPr>
-          <w:t>7</w:t>
+          <w:t>8</w:t>
         </w:r>
         <w:r>
           <w:rPr>
@@ -4048,13 +4071,14 @@
           <w14:ligatures w14:val="standardContextual"/>
         </w:rPr>
       </w:pPr>
-      <w:hyperlink w:anchor="_Toc240493494" w:history="1">
+      <w:hyperlink w:anchor="_Toc240562001" w:history="1">
         <w:r>
           <w:rPr>
             <w:rStyle w:val="Siuktni"/>
-            <w:noProof/>
-          </w:rPr>
-          <w:t>CHƯƠNG 3. PHÂN RÃ CÔNG VIỆC VÀ LỘ TRÌNH</w:t>
+            <w:rFonts w:cs="Times New Roman"/>
+            <w:noProof/>
+          </w:rPr>
+          <w:t>CHAPTER 3. WORK BREAKDOWN AND SCHEDULE</w:t>
         </w:r>
         <w:r>
           <w:rPr>
@@ -4075,7 +4099,7 @@
             <w:noProof/>
             <w:webHidden/>
           </w:rPr>
-          <w:instrText xml:space="preserve"> PAGEREF _Toc240493494 \h </w:instrText>
+          <w:instrText xml:space="preserve"> PAGEREF _Toc240562001 \h </w:instrText>
         </w:r>
         <w:r>
           <w:rPr>
@@ -4122,13 +4146,14 @@
           <w14:ligatures w14:val="standardContextual"/>
         </w:rPr>
       </w:pPr>
-      <w:hyperlink w:anchor="_Toc240493495" w:history="1">
+      <w:hyperlink w:anchor="_Toc240562002" w:history="1">
         <w:r>
           <w:rPr>
             <w:rStyle w:val="Siuktni"/>
-            <w:noProof/>
-          </w:rPr>
-          <w:t>3.1. TRÁCH NHIỆM CÁ NHÂN</w:t>
+            <w:rFonts w:cs="Times New Roman"/>
+            <w:noProof/>
+          </w:rPr>
+          <w:t>3.1. Individual responsibilities</w:t>
         </w:r>
         <w:r>
           <w:rPr>
@@ -4149,7 +4174,7 @@
             <w:noProof/>
             <w:webHidden/>
           </w:rPr>
-          <w:instrText xml:space="preserve"> PAGEREF _Toc240493495 \h </w:instrText>
+          <w:instrText xml:space="preserve"> PAGEREF _Toc240562002 \h </w:instrText>
         </w:r>
         <w:r>
           <w:rPr>
@@ -4196,13 +4221,14 @@
           <w14:ligatures w14:val="standardContextual"/>
         </w:rPr>
       </w:pPr>
-      <w:hyperlink w:anchor="_Toc240493496" w:history="1">
+      <w:hyperlink w:anchor="_Toc240562003" w:history="1">
         <w:r>
           <w:rPr>
             <w:rStyle w:val="Siuktni"/>
-            <w:noProof/>
-          </w:rPr>
-          <w:t>3.2. KẾ HOẠCH BA TUẦN</w:t>
+            <w:rFonts w:cs="Times New Roman"/>
+            <w:noProof/>
+          </w:rPr>
+          <w:t>3.2. Three-week plan</w:t>
         </w:r>
         <w:r>
           <w:rPr>
@@ -4223,7 +4249,7 @@
             <w:noProof/>
             <w:webHidden/>
           </w:rPr>
-          <w:instrText xml:space="preserve"> PAGEREF _Toc240493496 \h </w:instrText>
+          <w:instrText xml:space="preserve"> PAGEREF _Toc240562003 \h </w:instrText>
         </w:r>
         <w:r>
           <w:rPr>
@@ -4270,13 +4296,14 @@
           <w14:ligatures w14:val="standardContextual"/>
         </w:rPr>
       </w:pPr>
-      <w:hyperlink w:anchor="_Toc240493497" w:history="1">
+      <w:hyperlink w:anchor="_Toc240562004" w:history="1">
         <w:r>
           <w:rPr>
             <w:rStyle w:val="Siuktni"/>
-            <w:noProof/>
-          </w:rPr>
-          <w:t>CHƯƠNG 4. TỔNG QUAN CÔNG NGHỆ CỐT LÕI</w:t>
+            <w:rFonts w:cs="Times New Roman"/>
+            <w:noProof/>
+          </w:rPr>
+          <w:t>CHAPTER 4. CORE TECHNOLOGY OVERVIEW</w:t>
         </w:r>
         <w:r>
           <w:rPr>
@@ -4297,7 +4324,7 @@
             <w:noProof/>
             <w:webHidden/>
           </w:rPr>
-          <w:instrText xml:space="preserve"> PAGEREF _Toc240493497 \h </w:instrText>
+          <w:instrText xml:space="preserve"> PAGEREF _Toc240562004 \h </w:instrText>
         </w:r>
         <w:r>
           <w:rPr>
@@ -4317,7 +4344,7 @@
             <w:noProof/>
             <w:webHidden/>
           </w:rPr>
-          <w:t>8</w:t>
+          <w:t>9</w:t>
         </w:r>
         <w:r>
           <w:rPr>
@@ -4344,13 +4371,14 @@
           <w14:ligatures w14:val="standardContextual"/>
         </w:rPr>
       </w:pPr>
-      <w:hyperlink w:anchor="_Toc240493498" w:history="1">
+      <w:hyperlink w:anchor="_Toc240562005" w:history="1">
         <w:r>
           <w:rPr>
             <w:rStyle w:val="Siuktni"/>
-            <w:noProof/>
-          </w:rPr>
-          <w:t>4.1. KHUNG KIẾN TRÚC IPsec</w:t>
+            <w:rFonts w:cs="Times New Roman"/>
+            <w:noProof/>
+          </w:rPr>
+          <w:t>4.1. IPsec architectural framework</w:t>
         </w:r>
         <w:r>
           <w:rPr>
@@ -4371,7 +4399,7 @@
             <w:noProof/>
             <w:webHidden/>
           </w:rPr>
-          <w:instrText xml:space="preserve"> PAGEREF _Toc240493498 \h </w:instrText>
+          <w:instrText xml:space="preserve"> PAGEREF _Toc240562005 \h </w:instrText>
         </w:r>
         <w:r>
           <w:rPr>
@@ -4391,7 +4419,7 @@
             <w:noProof/>
             <w:webHidden/>
           </w:rPr>
-          <w:t>8</w:t>
+          <w:t>9</w:t>
         </w:r>
         <w:r>
           <w:rPr>
@@ -4418,13 +4446,14 @@
           <w14:ligatures w14:val="standardContextual"/>
         </w:rPr>
       </w:pPr>
-      <w:hyperlink w:anchor="_Toc240493499" w:history="1">
+      <w:hyperlink w:anchor="_Toc240562006" w:history="1">
         <w:r>
           <w:rPr>
             <w:rStyle w:val="Siuktni"/>
-            <w:noProof/>
-          </w:rPr>
-          <w:t>4.2. SECURITY POLICY DATABASE VÀ SECURITY ASSOCIATION</w:t>
+            <w:rFonts w:cs="Times New Roman"/>
+            <w:noProof/>
+          </w:rPr>
+          <w:t>4.2. Security policy database and security association</w:t>
         </w:r>
         <w:r>
           <w:rPr>
@@ -4445,7 +4474,7 @@
             <w:noProof/>
             <w:webHidden/>
           </w:rPr>
-          <w:instrText xml:space="preserve"> PAGEREF _Toc240493499 \h </w:instrText>
+          <w:instrText xml:space="preserve"> PAGEREF _Toc240562006 \h </w:instrText>
         </w:r>
         <w:r>
           <w:rPr>
@@ -4492,13 +4521,14 @@
           <w14:ligatures w14:val="standardContextual"/>
         </w:rPr>
       </w:pPr>
-      <w:hyperlink w:anchor="_Toc240493500" w:history="1">
+      <w:hyperlink w:anchor="_Toc240562007" w:history="1">
         <w:r>
           <w:rPr>
             <w:rStyle w:val="Siuktni"/>
-            <w:noProof/>
-          </w:rPr>
-          <w:t>4.3. AH VÀ ESP</w:t>
+            <w:rFonts w:cs="Times New Roman"/>
+            <w:noProof/>
+          </w:rPr>
+          <w:t>4.3. AH and ESP</w:t>
         </w:r>
         <w:r>
           <w:rPr>
@@ -4519,7 +4549,7 @@
             <w:noProof/>
             <w:webHidden/>
           </w:rPr>
-          <w:instrText xml:space="preserve"> PAGEREF _Toc240493500 \h </w:instrText>
+          <w:instrText xml:space="preserve"> PAGEREF _Toc240562007 \h </w:instrText>
         </w:r>
         <w:r>
           <w:rPr>
@@ -4539,7 +4569,7 @@
             <w:noProof/>
             <w:webHidden/>
           </w:rPr>
-          <w:t>9</w:t>
+          <w:t>10</w:t>
         </w:r>
         <w:r>
           <w:rPr>
@@ -4566,13 +4596,14 @@
           <w14:ligatures w14:val="standardContextual"/>
         </w:rPr>
       </w:pPr>
-      <w:hyperlink w:anchor="_Toc240493501" w:history="1">
+      <w:hyperlink w:anchor="_Toc240562008" w:history="1">
         <w:r>
           <w:rPr>
             <w:rStyle w:val="Siuktni"/>
-            <w:noProof/>
-          </w:rPr>
-          <w:t>4.4. TRANSPORT MODE VÀ TUNNEL MODE</w:t>
+            <w:rFonts w:cs="Times New Roman"/>
+            <w:noProof/>
+          </w:rPr>
+          <w:t>4.4. Transport mode and Tunnel mode</w:t>
         </w:r>
         <w:r>
           <w:rPr>
@@ -4593,7 +4624,7 @@
             <w:noProof/>
             <w:webHidden/>
           </w:rPr>
-          <w:instrText xml:space="preserve"> PAGEREF _Toc240493501 \h </w:instrText>
+          <w:instrText xml:space="preserve"> PAGEREF _Toc240562008 \h </w:instrText>
         </w:r>
         <w:r>
           <w:rPr>
@@ -4640,13 +4671,14 @@
           <w14:ligatures w14:val="standardContextual"/>
         </w:rPr>
       </w:pPr>
-      <w:hyperlink w:anchor="_Toc240493502" w:history="1">
+      <w:hyperlink w:anchor="_Toc240562009" w:history="1">
         <w:r>
           <w:rPr>
             <w:rStyle w:val="Siuktni"/>
-            <w:noProof/>
-          </w:rPr>
-          <w:t>4.5. IKEv1 VÀ QUÁ TRÌNH THƯƠNG LƯỢNG</w:t>
+            <w:rFonts w:cs="Times New Roman"/>
+            <w:noProof/>
+          </w:rPr>
+          <w:t>4.5. Ikev1 and the negotiation process</w:t>
         </w:r>
         <w:r>
           <w:rPr>
@@ -4667,7 +4699,7 @@
             <w:noProof/>
             <w:webHidden/>
           </w:rPr>
-          <w:instrText xml:space="preserve"> PAGEREF _Toc240493502 \h </w:instrText>
+          <w:instrText xml:space="preserve"> PAGEREF _Toc240562009 \h </w:instrText>
         </w:r>
         <w:r>
           <w:rPr>
@@ -4687,7 +4719,7 @@
             <w:noProof/>
             <w:webHidden/>
           </w:rPr>
-          <w:t>10</w:t>
+          <w:t>11</w:t>
         </w:r>
         <w:r>
           <w:rPr>
@@ -4714,13 +4746,14 @@
           <w14:ligatures w14:val="standardContextual"/>
         </w:rPr>
       </w:pPr>
-      <w:hyperlink w:anchor="_Toc240493503" w:history="1">
+      <w:hyperlink w:anchor="_Toc240562010" w:history="1">
         <w:r>
           <w:rPr>
             <w:rStyle w:val="Siuktni"/>
-            <w:noProof/>
-          </w:rPr>
-          <w:t>4.6. IKEv1 MAIN MODE</w:t>
+            <w:rFonts w:cs="Times New Roman"/>
+            <w:noProof/>
+          </w:rPr>
+          <w:t>4.6. IKEv1 main mode</w:t>
         </w:r>
         <w:r>
           <w:rPr>
@@ -4741,7 +4774,7 @@
             <w:noProof/>
             <w:webHidden/>
           </w:rPr>
-          <w:instrText xml:space="preserve"> PAGEREF _Toc240493503 \h </w:instrText>
+          <w:instrText xml:space="preserve"> PAGEREF _Toc240562010 \h </w:instrText>
         </w:r>
         <w:r>
           <w:rPr>
@@ -4761,7 +4794,7 @@
             <w:noProof/>
             <w:webHidden/>
           </w:rPr>
-          <w:t>10</w:t>
+          <w:t>11</w:t>
         </w:r>
         <w:r>
           <w:rPr>
@@ -4788,13 +4821,14 @@
           <w14:ligatures w14:val="standardContextual"/>
         </w:rPr>
       </w:pPr>
-      <w:hyperlink w:anchor="_Toc240493504" w:history="1">
+      <w:hyperlink w:anchor="_Toc240562011" w:history="1">
         <w:r>
           <w:rPr>
             <w:rStyle w:val="Siuktni"/>
-            <w:noProof/>
-          </w:rPr>
-          <w:t>4.7. IKEv1 QUICK MODE</w:t>
+            <w:rFonts w:cs="Times New Roman"/>
+            <w:noProof/>
+          </w:rPr>
+          <w:t>4.7. IKEv1 quick mode</w:t>
         </w:r>
         <w:r>
           <w:rPr>
@@ -4815,7 +4849,7 @@
             <w:noProof/>
             <w:webHidden/>
           </w:rPr>
-          <w:instrText xml:space="preserve"> PAGEREF _Toc240493504 \h </w:instrText>
+          <w:instrText xml:space="preserve"> PAGEREF _Toc240562011 \h </w:instrText>
         </w:r>
         <w:r>
           <w:rPr>
@@ -4862,13 +4896,14 @@
           <w14:ligatures w14:val="standardContextual"/>
         </w:rPr>
       </w:pPr>
-      <w:hyperlink w:anchor="_Toc240493505" w:history="1">
+      <w:hyperlink w:anchor="_Toc240562012" w:history="1">
         <w:r>
           <w:rPr>
             <w:rStyle w:val="Siuktni"/>
-            <w:noProof/>
-          </w:rPr>
-          <w:t>4.8. THUẬT TOÁN MẬT MÃ TRONG MÔ HÌNH</w:t>
+            <w:rFonts w:cs="Times New Roman"/>
+            <w:noProof/>
+          </w:rPr>
+          <w:t>4.8. Cryptographic algorithms in the model</w:t>
         </w:r>
         <w:r>
           <w:rPr>
@@ -4889,7 +4924,7 @@
             <w:noProof/>
             <w:webHidden/>
           </w:rPr>
-          <w:instrText xml:space="preserve"> PAGEREF _Toc240493505 \h </w:instrText>
+          <w:instrText xml:space="preserve"> PAGEREF _Toc240562012 \h </w:instrText>
         </w:r>
         <w:r>
           <w:rPr>
@@ -4909,7 +4944,7 @@
             <w:noProof/>
             <w:webHidden/>
           </w:rPr>
-          <w:t>11</w:t>
+          <w:t>12</w:t>
         </w:r>
         <w:r>
           <w:rPr>
@@ -4936,13 +4971,14 @@
           <w14:ligatures w14:val="standardContextual"/>
         </w:rPr>
       </w:pPr>
-      <w:hyperlink w:anchor="_Toc240493506" w:history="1">
+      <w:hyperlink w:anchor="_Toc240562013" w:history="1">
         <w:r>
           <w:rPr>
             <w:rStyle w:val="Siuktni"/>
-            <w:noProof/>
-          </w:rPr>
-          <w:t>4.9. XÁC THỰC BẰNG PRE-SHARED KEY</w:t>
+            <w:rFonts w:cs="Times New Roman"/>
+            <w:noProof/>
+          </w:rPr>
+          <w:t>4.9. Pre-shared key authentication</w:t>
         </w:r>
         <w:r>
           <w:rPr>
@@ -4963,7 +4999,7 @@
             <w:noProof/>
             <w:webHidden/>
           </w:rPr>
-          <w:instrText xml:space="preserve"> PAGEREF _Toc240493506 \h </w:instrText>
+          <w:instrText xml:space="preserve"> PAGEREF _Toc240562013 \h </w:instrText>
         </w:r>
         <w:r>
           <w:rPr>
@@ -5010,13 +5046,14 @@
           <w14:ligatures w14:val="standardContextual"/>
         </w:rPr>
       </w:pPr>
-      <w:hyperlink w:anchor="_Toc240493507" w:history="1">
+      <w:hyperlink w:anchor="_Toc240562014" w:history="1">
         <w:r>
           <w:rPr>
             <w:rStyle w:val="Siuktni"/>
-            <w:noProof/>
-          </w:rPr>
-          <w:t>4.10. TIÊU CHUẨN, GIỚI HẠN VÀ HƯỚNG PHÁT TRIỂN</w:t>
+            <w:rFonts w:cs="Times New Roman"/>
+            <w:noProof/>
+          </w:rPr>
+          <w:t>4.10. Standards, limitations, and future directions</w:t>
         </w:r>
         <w:r>
           <w:rPr>
@@ -5037,7 +5074,7 @@
             <w:noProof/>
             <w:webHidden/>
           </w:rPr>
-          <w:instrText xml:space="preserve"> PAGEREF _Toc240493507 \h </w:instrText>
+          <w:instrText xml:space="preserve"> PAGEREF _Toc240562014 \h </w:instrText>
         </w:r>
         <w:r>
           <w:rPr>
@@ -5084,13 +5121,14 @@
           <w14:ligatures w14:val="standardContextual"/>
         </w:rPr>
       </w:pPr>
-      <w:hyperlink w:anchor="_Toc240493508" w:history="1">
+      <w:hyperlink w:anchor="_Toc240562015" w:history="1">
         <w:r>
           <w:rPr>
             <w:rStyle w:val="Siuktni"/>
-            <w:noProof/>
-          </w:rPr>
-          <w:t>CHƯƠNG 5. THIẾT KẾ VÀ TRIỂN KHAI THỰC NGHIỆM</w:t>
+            <w:rFonts w:cs="Times New Roman"/>
+            <w:noProof/>
+          </w:rPr>
+          <w:t>CHAPTER 5. EXPERIMENTAL DESIGN AND IMPLEMENTATION</w:t>
         </w:r>
         <w:r>
           <w:rPr>
@@ -5111,7 +5149,7 @@
             <w:noProof/>
             <w:webHidden/>
           </w:rPr>
-          <w:instrText xml:space="preserve"> PAGEREF _Toc240493508 \h </w:instrText>
+          <w:instrText xml:space="preserve"> PAGEREF _Toc240562015 \h </w:instrText>
         </w:r>
         <w:r>
           <w:rPr>
@@ -5131,7 +5169,7 @@
             <w:noProof/>
             <w:webHidden/>
           </w:rPr>
-          <w:t>12</w:t>
+          <w:t>13</w:t>
         </w:r>
         <w:r>
           <w:rPr>
@@ -5158,13 +5196,14 @@
           <w14:ligatures w14:val="standardContextual"/>
         </w:rPr>
       </w:pPr>
-      <w:hyperlink w:anchor="_Toc240493509" w:history="1">
+      <w:hyperlink w:anchor="_Toc240562016" w:history="1">
         <w:r>
           <w:rPr>
             <w:rStyle w:val="Siuktni"/>
-            <w:noProof/>
-          </w:rPr>
-          <w:t>5.1. KIẾN TRÚC MẠNG VÀ ĐIỂM BẮT GÓI</w:t>
+            <w:rFonts w:cs="Times New Roman"/>
+            <w:noProof/>
+          </w:rPr>
+          <w:t>5.1. Network architecture and packet-capture points</w:t>
         </w:r>
         <w:r>
           <w:rPr>
@@ -5185,7 +5224,7 @@
             <w:noProof/>
             <w:webHidden/>
           </w:rPr>
-          <w:instrText xml:space="preserve"> PAGEREF _Toc240493509 \h </w:instrText>
+          <w:instrText xml:space="preserve"> PAGEREF _Toc240562016 \h </w:instrText>
         </w:r>
         <w:r>
           <w:rPr>
@@ -5205,7 +5244,7 @@
             <w:noProof/>
             <w:webHidden/>
           </w:rPr>
-          <w:t>12</w:t>
+          <w:t>13</w:t>
         </w:r>
         <w:r>
           <w:rPr>
@@ -5232,13 +5271,14 @@
           <w14:ligatures w14:val="standardContextual"/>
         </w:rPr>
       </w:pPr>
-      <w:hyperlink w:anchor="_Toc240493510" w:history="1">
+      <w:hyperlink w:anchor="_Toc240562017" w:history="1">
         <w:r>
           <w:rPr>
             <w:rStyle w:val="Siuktni"/>
-            <w:noProof/>
-          </w:rPr>
-          <w:t>5.2. CÁC BƯỚC TRIỂN KHAI</w:t>
+            <w:rFonts w:cs="Times New Roman"/>
+            <w:noProof/>
+          </w:rPr>
+          <w:t>5.2. Implementation steps</w:t>
         </w:r>
         <w:r>
           <w:rPr>
@@ -5259,7 +5299,7 @@
             <w:noProof/>
             <w:webHidden/>
           </w:rPr>
-          <w:instrText xml:space="preserve"> PAGEREF _Toc240493510 \h </w:instrText>
+          <w:instrText xml:space="preserve"> PAGEREF _Toc240562017 \h </w:instrText>
         </w:r>
         <w:r>
           <w:rPr>
@@ -5306,13 +5346,14 @@
           <w14:ligatures w14:val="standardContextual"/>
         </w:rPr>
       </w:pPr>
-      <w:hyperlink w:anchor="_Toc240493511" w:history="1">
+      <w:hyperlink w:anchor="_Toc240562018" w:history="1">
         <w:r>
           <w:rPr>
             <w:rStyle w:val="Siuktni"/>
-            <w:noProof/>
-          </w:rPr>
-          <w:t>5.3. KIỂM THỬ VÀ KẾT QUẢ</w:t>
+            <w:rFonts w:cs="Times New Roman"/>
+            <w:noProof/>
+          </w:rPr>
+          <w:t>5.3. Testing and results</w:t>
         </w:r>
         <w:r>
           <w:rPr>
@@ -5333,7 +5374,7 @@
             <w:noProof/>
             <w:webHidden/>
           </w:rPr>
-          <w:instrText xml:space="preserve"> PAGEREF _Toc240493511 \h </w:instrText>
+          <w:instrText xml:space="preserve"> PAGEREF _Toc240562018 \h </w:instrText>
         </w:r>
         <w:r>
           <w:rPr>
@@ -5353,7 +5394,7 @@
             <w:noProof/>
             <w:webHidden/>
           </w:rPr>
-          <w:t>13</w:t>
+          <w:t>14</w:t>
         </w:r>
         <w:r>
           <w:rPr>
@@ -5380,13 +5421,14 @@
           <w14:ligatures w14:val="standardContextual"/>
         </w:rPr>
       </w:pPr>
-      <w:hyperlink w:anchor="_Toc240493512" w:history="1">
+      <w:hyperlink w:anchor="_Toc240562019" w:history="1">
         <w:r>
           <w:rPr>
             <w:rStyle w:val="Siuktni"/>
-            <w:noProof/>
-          </w:rPr>
-          <w:t>5.3.1. XÁC NHẬN CẤU HÌNH HAI GATEWAY</w:t>
+            <w:rFonts w:cs="Times New Roman"/>
+            <w:noProof/>
+          </w:rPr>
+          <w:t>5.3.1. Verification of the two gateway configurations</w:t>
         </w:r>
         <w:r>
           <w:rPr>
@@ -5407,7 +5449,7 @@
             <w:noProof/>
             <w:webHidden/>
           </w:rPr>
-          <w:instrText xml:space="preserve"> PAGEREF _Toc240493512 \h </w:instrText>
+          <w:instrText xml:space="preserve"> PAGEREF _Toc240562019 \h </w:instrText>
         </w:r>
         <w:r>
           <w:rPr>
@@ -5427,7 +5469,7 @@
             <w:noProof/>
             <w:webHidden/>
           </w:rPr>
-          <w:t>14</w:t>
+          <w:t>15</w:t>
         </w:r>
         <w:r>
           <w:rPr>
@@ -5454,13 +5496,14 @@
           <w14:ligatures w14:val="standardContextual"/>
         </w:rPr>
       </w:pPr>
-      <w:hyperlink w:anchor="_Toc240493513" w:history="1">
+      <w:hyperlink w:anchor="_Toc240562020" w:history="1">
         <w:r>
           <w:rPr>
             <w:rStyle w:val="Siuktni"/>
-            <w:noProof/>
-          </w:rPr>
-          <w:t>5.3.2. THIẾT LẬP IPsec VÀ TRẠNG THÁI SECURITY ASSOCIATION</w:t>
+            <w:rFonts w:cs="Times New Roman"/>
+            <w:noProof/>
+          </w:rPr>
+          <w:t>5.3.2. Psec establishment and security association status</w:t>
         </w:r>
         <w:r>
           <w:rPr>
@@ -5481,7 +5524,7 @@
             <w:noProof/>
             <w:webHidden/>
           </w:rPr>
-          <w:instrText xml:space="preserve"> PAGEREF _Toc240493513 \h </w:instrText>
+          <w:instrText xml:space="preserve"> PAGEREF _Toc240562020 \h </w:instrText>
         </w:r>
         <w:r>
           <w:rPr>
@@ -5528,13 +5571,14 @@
           <w14:ligatures w14:val="standardContextual"/>
         </w:rPr>
       </w:pPr>
-      <w:hyperlink w:anchor="_Toc240493514" w:history="1">
+      <w:hyperlink w:anchor="_Toc240562021" w:history="1">
         <w:r>
           <w:rPr>
             <w:rStyle w:val="Siuktni"/>
-            <w:noProof/>
-          </w:rPr>
-          <w:t>5.3.3. PHÂN TÍCH IKEv1 MAIN MODE</w:t>
+            <w:rFonts w:cs="Times New Roman"/>
+            <w:noProof/>
+          </w:rPr>
+          <w:t>5.3.3. Ikev1 main mode analysis</w:t>
         </w:r>
         <w:r>
           <w:rPr>
@@ -5555,7 +5599,7 @@
             <w:noProof/>
             <w:webHidden/>
           </w:rPr>
-          <w:instrText xml:space="preserve"> PAGEREF _Toc240493514 \h </w:instrText>
+          <w:instrText xml:space="preserve"> PAGEREF _Toc240562021 \h </w:instrText>
         </w:r>
         <w:r>
           <w:rPr>
@@ -5575,7 +5619,7 @@
             <w:noProof/>
             <w:webHidden/>
           </w:rPr>
-          <w:t>15</w:t>
+          <w:t>16</w:t>
         </w:r>
         <w:r>
           <w:rPr>
@@ -5602,13 +5646,14 @@
           <w14:ligatures w14:val="standardContextual"/>
         </w:rPr>
       </w:pPr>
-      <w:hyperlink w:anchor="_Toc240493515" w:history="1">
+      <w:hyperlink w:anchor="_Toc240562022" w:history="1">
         <w:r>
           <w:rPr>
             <w:rStyle w:val="Siuktni"/>
-            <w:noProof/>
-          </w:rPr>
-          <w:t>5.3.4. PHÂN TÍCH IKEv1 QUICK MODE</w:t>
+            <w:rFonts w:cs="Times New Roman"/>
+            <w:noProof/>
+          </w:rPr>
+          <w:t>5.3.4. IKEv1 quick mode analysis</w:t>
         </w:r>
         <w:r>
           <w:rPr>
@@ -5629,7 +5674,7 @@
             <w:noProof/>
             <w:webHidden/>
           </w:rPr>
-          <w:instrText xml:space="preserve"> PAGEREF _Toc240493515 \h </w:instrText>
+          <w:instrText xml:space="preserve"> PAGEREF _Toc240562022 \h </w:instrText>
         </w:r>
         <w:r>
           <w:rPr>
@@ -5649,7 +5694,7 @@
             <w:noProof/>
             <w:webHidden/>
           </w:rPr>
-          <w:t>16</w:t>
+          <w:t>17</w:t>
         </w:r>
         <w:r>
           <w:rPr>
@@ -5676,13 +5721,14 @@
           <w14:ligatures w14:val="standardContextual"/>
         </w:rPr>
       </w:pPr>
-      <w:hyperlink w:anchor="_Toc240493516" w:history="1">
+      <w:hyperlink w:anchor="_Toc240562023" w:history="1">
         <w:r>
           <w:rPr>
             <w:rStyle w:val="Siuktni"/>
-            <w:noProof/>
-          </w:rPr>
-          <w:t>5.3.5. PHÂN TÍCH ESP SA</w:t>
+            <w:rFonts w:cs="Times New Roman"/>
+            <w:noProof/>
+          </w:rPr>
+          <w:t>5.3.5. ESP SA analysis</w:t>
         </w:r>
         <w:r>
           <w:rPr>
@@ -5703,7 +5749,7 @@
             <w:noProof/>
             <w:webHidden/>
           </w:rPr>
-          <w:instrText xml:space="preserve"> PAGEREF _Toc240493516 \h </w:instrText>
+          <w:instrText xml:space="preserve"> PAGEREF _Toc240562023 \h </w:instrText>
         </w:r>
         <w:r>
           <w:rPr>
@@ -5723,7 +5769,7 @@
             <w:noProof/>
             <w:webHidden/>
           </w:rPr>
-          <w:t>16</w:t>
+          <w:t>17</w:t>
         </w:r>
         <w:r>
           <w:rPr>
@@ -5750,13 +5796,14 @@
           <w14:ligatures w14:val="standardContextual"/>
         </w:rPr>
       </w:pPr>
-      <w:hyperlink w:anchor="_Toc240493517" w:history="1">
+      <w:hyperlink w:anchor="_Toc240562024" w:history="1">
         <w:r>
           <w:rPr>
             <w:rStyle w:val="Siuktni"/>
-            <w:noProof/>
-          </w:rPr>
-          <w:t>5.3.6. KIỂM TRA LƯU LƯỢNG QUA ĐƯỜNG HẦM</w:t>
+            <w:rFonts w:cs="Times New Roman"/>
+            <w:noProof/>
+          </w:rPr>
+          <w:t>5.3.6. Traffic verification through the tunnel</w:t>
         </w:r>
         <w:r>
           <w:rPr>
@@ -5777,7 +5824,7 @@
             <w:noProof/>
             <w:webHidden/>
           </w:rPr>
-          <w:instrText xml:space="preserve"> PAGEREF _Toc240493517 \h </w:instrText>
+          <w:instrText xml:space="preserve"> PAGEREF _Toc240562024 \h </w:instrText>
         </w:r>
         <w:r>
           <w:rPr>
@@ -5797,7 +5844,7 @@
             <w:noProof/>
             <w:webHidden/>
           </w:rPr>
-          <w:t>17</w:t>
+          <w:t>18</w:t>
         </w:r>
         <w:r>
           <w:rPr>
@@ -5824,13 +5871,14 @@
           <w14:ligatures w14:val="standardContextual"/>
         </w:rPr>
       </w:pPr>
-      <w:hyperlink w:anchor="_Toc240493518" w:history="1">
+      <w:hyperlink w:anchor="_Toc240562025" w:history="1">
         <w:r>
           <w:rPr>
             <w:rStyle w:val="Siuktni"/>
-            <w:noProof/>
-          </w:rPr>
-          <w:t>5.3.7. ĐỐI CHIẾU LƯU LƯỢNG TẠI LAN VÀ WAN</w:t>
+            <w:rFonts w:cs="Times New Roman"/>
+            <w:noProof/>
+          </w:rPr>
+          <w:t>5.3.7. Comparison of traffic at the lan and wan</w:t>
         </w:r>
         <w:r>
           <w:rPr>
@@ -5851,7 +5899,7 @@
             <w:noProof/>
             <w:webHidden/>
           </w:rPr>
-          <w:instrText xml:space="preserve"> PAGEREF _Toc240493518 \h </w:instrText>
+          <w:instrText xml:space="preserve"> PAGEREF _Toc240562025 \h </w:instrText>
         </w:r>
         <w:r>
           <w:rPr>
@@ -5898,13 +5946,14 @@
           <w14:ligatures w14:val="standardContextual"/>
         </w:rPr>
       </w:pPr>
-      <w:hyperlink w:anchor="_Toc240493519" w:history="1">
+      <w:hyperlink w:anchor="_Toc240562026" w:history="1">
         <w:r>
           <w:rPr>
             <w:rStyle w:val="Siuktni"/>
-            <w:noProof/>
-          </w:rPr>
-          <w:t>5.3.8. KIỂM THỬ PRE-SHARED KEY KHÔNG KHỚP</w:t>
+            <w:rFonts w:cs="Times New Roman"/>
+            <w:noProof/>
+          </w:rPr>
+          <w:t>5.3.8. Pre-shared key mismatch test</w:t>
         </w:r>
         <w:r>
           <w:rPr>
@@ -5925,7 +5974,7 @@
             <w:noProof/>
             <w:webHidden/>
           </w:rPr>
-          <w:instrText xml:space="preserve"> PAGEREF _Toc240493519 \h </w:instrText>
+          <w:instrText xml:space="preserve"> PAGEREF _Toc240562026 \h </w:instrText>
         </w:r>
         <w:r>
           <w:rPr>
@@ -5972,13 +6021,14 @@
           <w14:ligatures w14:val="standardContextual"/>
         </w:rPr>
       </w:pPr>
-      <w:hyperlink w:anchor="_Toc240493520" w:history="1">
+      <w:hyperlink w:anchor="_Toc240562027" w:history="1">
         <w:r>
           <w:rPr>
             <w:rStyle w:val="Siuktni"/>
-            <w:noProof/>
-          </w:rPr>
-          <w:t>5.4. ĐÁNH GIÁ KẾT QUẢ VÀ GIỚI HẠN</w:t>
+            <w:rFonts w:cs="Times New Roman"/>
+            <w:noProof/>
+          </w:rPr>
+          <w:t>5.4. Evaluation of results and limitations</w:t>
         </w:r>
         <w:r>
           <w:rPr>
@@ -5999,7 +6049,7 @@
             <w:noProof/>
             <w:webHidden/>
           </w:rPr>
-          <w:instrText xml:space="preserve"> PAGEREF _Toc240493520 \h </w:instrText>
+          <w:instrText xml:space="preserve"> PAGEREF _Toc240562027 \h </w:instrText>
         </w:r>
         <w:r>
           <w:rPr>
@@ -6019,7 +6069,7 @@
             <w:noProof/>
             <w:webHidden/>
           </w:rPr>
-          <w:t>20</w:t>
+          <w:t>21</w:t>
         </w:r>
         <w:r>
           <w:rPr>
@@ -6046,13 +6096,14 @@
           <w14:ligatures w14:val="standardContextual"/>
         </w:rPr>
       </w:pPr>
-      <w:hyperlink w:anchor="_Toc240493521" w:history="1">
+      <w:hyperlink w:anchor="_Toc240562028" w:history="1">
         <w:r>
           <w:rPr>
             <w:rStyle w:val="Siuktni"/>
-            <w:noProof/>
-          </w:rPr>
-          <w:t>CHƯƠNG 6. KẾT LUẬN VÀ HƯỚNG PHÁT TRIỂN</w:t>
+            <w:rFonts w:cs="Times New Roman"/>
+            <w:noProof/>
+          </w:rPr>
+          <w:t>CHAPTER 6. CONCLUSION AND FUTURE DIRECTIONS</w:t>
         </w:r>
         <w:r>
           <w:rPr>
@@ -6073,7 +6124,7 @@
             <w:noProof/>
             <w:webHidden/>
           </w:rPr>
-          <w:instrText xml:space="preserve"> PAGEREF _Toc240493521 \h </w:instrText>
+          <w:instrText xml:space="preserve"> PAGEREF _Toc240562028 \h </w:instrText>
         </w:r>
         <w:r>
           <w:rPr>
@@ -6093,7 +6144,7 @@
             <w:noProof/>
             <w:webHidden/>
           </w:rPr>
-          <w:t>20</w:t>
+          <w:t>21</w:t>
         </w:r>
         <w:r>
           <w:rPr>
@@ -6120,13 +6171,14 @@
           <w14:ligatures w14:val="standardContextual"/>
         </w:rPr>
       </w:pPr>
-      <w:hyperlink w:anchor="_Toc240493522" w:history="1">
+      <w:hyperlink w:anchor="_Toc240562029" w:history="1">
         <w:r>
           <w:rPr>
             <w:rStyle w:val="Siuktni"/>
-            <w:noProof/>
-          </w:rPr>
-          <w:t>6.1. KẾT LUẬN</w:t>
+            <w:rFonts w:cs="Times New Roman"/>
+            <w:noProof/>
+          </w:rPr>
+          <w:t>6.1. Conclusion</w:t>
         </w:r>
         <w:r>
           <w:rPr>
@@ -6147,7 +6199,7 @@
             <w:noProof/>
             <w:webHidden/>
           </w:rPr>
-          <w:instrText xml:space="preserve"> PAGEREF _Toc240493522 \h </w:instrText>
+          <w:instrText xml:space="preserve"> PAGEREF _Toc240562029 \h </w:instrText>
         </w:r>
         <w:r>
           <w:rPr>
@@ -6167,7 +6219,7 @@
             <w:noProof/>
             <w:webHidden/>
           </w:rPr>
-          <w:t>20</w:t>
+          <w:t>21</w:t>
         </w:r>
         <w:r>
           <w:rPr>
@@ -6194,13 +6246,14 @@
           <w14:ligatures w14:val="standardContextual"/>
         </w:rPr>
       </w:pPr>
-      <w:hyperlink w:anchor="_Toc240493523" w:history="1">
+      <w:hyperlink w:anchor="_Toc240562030" w:history="1">
         <w:r>
           <w:rPr>
             <w:rStyle w:val="Siuktni"/>
-            <w:noProof/>
-          </w:rPr>
-          <w:t>6.2. HẠN CHẾ VÀ HƯỚNG PHÁT TRIỂN</w:t>
+            <w:rFonts w:cs="Times New Roman"/>
+            <w:noProof/>
+          </w:rPr>
+          <w:t>6.2. Limitations and future directions</w:t>
         </w:r>
         <w:r>
           <w:rPr>
@@ -6221,7 +6274,7 @@
             <w:noProof/>
             <w:webHidden/>
           </w:rPr>
-          <w:instrText xml:space="preserve"> PAGEREF _Toc240493523 \h </w:instrText>
+          <w:instrText xml:space="preserve"> PAGEREF _Toc240562030 \h </w:instrText>
         </w:r>
         <w:r>
           <w:rPr>
@@ -6241,7 +6294,7 @@
             <w:noProof/>
             <w:webHidden/>
           </w:rPr>
-          <w:t>20</w:t>
+          <w:t>21</w:t>
         </w:r>
         <w:r>
           <w:rPr>
@@ -6254,7 +6307,7 @@
     </w:p>
     <w:p>
       <w:pPr>
-        <w:pStyle w:val="Mucluc2"/>
+        <w:pStyle w:val="Mucluc1"/>
         <w:tabs>
           <w:tab w:val="right" w:leader="dot" w:pos="9061"/>
         </w:tabs>
@@ -6268,13 +6321,14 @@
           <w14:ligatures w14:val="standardContextual"/>
         </w:rPr>
       </w:pPr>
-      <w:hyperlink w:anchor="_Toc240493524" w:history="1">
+      <w:hyperlink w:anchor="_Toc240562031" w:history="1">
         <w:r>
           <w:rPr>
             <w:rStyle w:val="Siuktni"/>
-            <w:noProof/>
-          </w:rPr>
-          <w:t>6.3. SẢN PHẨM NỘP</w:t>
+            <w:rFonts w:cs="Times New Roman"/>
+            <w:noProof/>
+          </w:rPr>
+          <w:t>CHAPTER 7. REFERENCES</w:t>
         </w:r>
         <w:r>
           <w:rPr>
@@ -6295,7 +6349,7 @@
             <w:noProof/>
             <w:webHidden/>
           </w:rPr>
-          <w:instrText xml:space="preserve"> PAGEREF _Toc240493524 \h </w:instrText>
+          <w:instrText xml:space="preserve"> PAGEREF _Toc240562031 \h </w:instrText>
         </w:r>
         <w:r>
           <w:rPr>
@@ -6342,13 +6396,14 @@
           <w14:ligatures w14:val="standardContextual"/>
         </w:rPr>
       </w:pPr>
-      <w:hyperlink w:anchor="_Toc240493525" w:history="1">
+      <w:hyperlink w:anchor="_Toc240562032" w:history="1">
         <w:r>
           <w:rPr>
             <w:rStyle w:val="Siuktni"/>
-            <w:noProof/>
-          </w:rPr>
-          <w:t>CHƯƠNG 7. TÀI LIỆU THAM KHẢO</w:t>
+            <w:rFonts w:cs="Times New Roman"/>
+            <w:noProof/>
+          </w:rPr>
+          <w:t>APPENDIX A. VERIFICATION COMMANDS AND EVIDENCE</w:t>
         </w:r>
         <w:r>
           <w:rPr>
@@ -6369,7 +6424,7 @@
             <w:noProof/>
             <w:webHidden/>
           </w:rPr>
-          <w:instrText xml:space="preserve"> PAGEREF _Toc240493525 \h </w:instrText>
+          <w:instrText xml:space="preserve"> PAGEREF _Toc240562032 \h </w:instrText>
         </w:r>
         <w:r>
           <w:rPr>
@@ -6389,7 +6444,7 @@
             <w:noProof/>
             <w:webHidden/>
           </w:rPr>
-          <w:t>21</w:t>
+          <w:t>22</w:t>
         </w:r>
         <w:r>
           <w:rPr>
@@ -6401,80 +6456,6 @@
       </w:hyperlink>
     </w:p>
     <w:p>
-      <w:pPr>
-        <w:pStyle w:val="Mucluc1"/>
-        <w:tabs>
-          <w:tab w:val="right" w:leader="dot" w:pos="9061"/>
-        </w:tabs>
-        <w:rPr>
-          <w:rFonts w:asciiTheme="minorHAnsi" w:hAnsiTheme="minorHAnsi"/>
-          <w:noProof/>
-          <w:kern w:val="2"/>
-          <w:sz w:val="24"/>
-          <w:szCs w:val="24"/>
-          <w:lang w:eastAsia="zh-CN"/>
-          <w14:ligatures w14:val="standardContextual"/>
-        </w:rPr>
-      </w:pPr>
-      <w:hyperlink w:anchor="_Toc240493526" w:history="1">
-        <w:r>
-          <w:rPr>
-            <w:rStyle w:val="Siuktni"/>
-            <w:noProof/>
-          </w:rPr>
-          <w:t>PHỤ LỤC A. LỆNH KIỂM TRA VÀ MINH CHỨNG</w:t>
-        </w:r>
-        <w:r>
-          <w:rPr>
-            <w:noProof/>
-            <w:webHidden/>
-          </w:rPr>
-          <w:tab/>
-        </w:r>
-        <w:r>
-          <w:rPr>
-            <w:noProof/>
-            <w:webHidden/>
-          </w:rPr>
-          <w:fldChar w:fldCharType="begin"/>
-        </w:r>
-        <w:r>
-          <w:rPr>
-            <w:noProof/>
-            <w:webHidden/>
-          </w:rPr>
-          <w:instrText xml:space="preserve"> PAGEREF _Toc240493526 \h </w:instrText>
-        </w:r>
-        <w:r>
-          <w:rPr>
-            <w:noProof/>
-            <w:webHidden/>
-          </w:rPr>
-        </w:r>
-        <w:r>
-          <w:rPr>
-            <w:noProof/>
-            <w:webHidden/>
-          </w:rPr>
-          <w:fldChar w:fldCharType="separate"/>
-        </w:r>
-        <w:r>
-          <w:rPr>
-            <w:noProof/>
-            <w:webHidden/>
-          </w:rPr>
-          <w:t>21</w:t>
-        </w:r>
-        <w:r>
-          <w:rPr>
-            <w:noProof/>
-            <w:webHidden/>
-          </w:rPr>
-          <w:fldChar w:fldCharType="end"/>
-        </w:r>
-      </w:hyperlink>
-    </w:p>
-    <w:p>
       <w:r>
         <w:fldChar w:fldCharType="end"/>
       </w:r>
@@ -6494,6 +6475,7 @@
           <w:rFonts w:ascii="Times New Roman" w:hAnsi="Times New Roman" w:cs="Times New Roman"/>
         </w:rPr>
       </w:pPr>
+      <w:bookmarkStart w:id="7" w:name="_Toc240561991"/>
       <w:r>
         <w:rPr>
           <w:rFonts w:ascii="Times New Roman" w:hAnsi="Times New Roman" w:cs="Times New Roman"/>
@@ -6501,6 +6483,7 @@
         <w:lastRenderedPageBreak/>
         <w:t>LIST OF FIGURES</w:t>
       </w:r>
+      <w:bookmarkEnd w:id="7"/>
       <w:r>
         <w:rPr>
           <w:rFonts w:ascii="Times New Roman" w:hAnsi="Times New Roman" w:cs="Times New Roman"/>
@@ -6606,12 +6589,14 @@
           <w:rFonts w:ascii="Times New Roman" w:hAnsi="Times New Roman" w:cs="Times New Roman"/>
         </w:rPr>
       </w:pPr>
+      <w:bookmarkStart w:id="8" w:name="_Toc240561992"/>
       <w:r>
         <w:rPr>
           <w:rFonts w:ascii="Times New Roman" w:hAnsi="Times New Roman" w:cs="Times New Roman"/>
         </w:rPr>
         <w:t>LIST OF TABLES</w:t>
       </w:r>
+      <w:bookmarkEnd w:id="8"/>
     </w:p>
     <w:p>
       <w:pPr>
@@ -6684,12 +6669,14 @@
           <w:rFonts w:ascii="Times New Roman" w:hAnsi="Times New Roman" w:cs="Times New Roman"/>
         </w:rPr>
       </w:pPr>
+      <w:bookmarkStart w:id="9" w:name="_Toc240561993"/>
       <w:r>
         <w:rPr>
           <w:rFonts w:ascii="Times New Roman" w:hAnsi="Times New Roman" w:cs="Times New Roman"/>
         </w:rPr>
         <w:t>LIST OF ABBREVIATIONS</w:t>
       </w:r>
+      <w:bookmarkEnd w:id="9"/>
     </w:p>
     <w:p>
       <w:pPr>
@@ -7130,7 +7117,7 @@
           <w:rFonts w:ascii="Times New Roman" w:hAnsi="Times New Roman" w:cs="Times New Roman"/>
         </w:rPr>
       </w:pPr>
-      <w:bookmarkStart w:id="4" w:name="_Toc240493487"/>
+      <w:bookmarkStart w:id="10" w:name="_Toc240561994"/>
       <w:r>
         <w:rPr>
           <w:rFonts w:ascii="Times New Roman" w:hAnsi="Times New Roman" w:cs="Times New Roman"/>
@@ -7143,13 +7130,13 @@
         </w:rPr>
         <w:t xml:space="preserve">1. </w:t>
       </w:r>
-      <w:bookmarkEnd w:id="4"/>
       <w:r>
         <w:rPr>
           <w:rFonts w:ascii="Times New Roman" w:hAnsi="Times New Roman" w:cs="Times New Roman"/>
         </w:rPr>
         <w:t>INTRODUCTION</w:t>
       </w:r>
+      <w:bookmarkEnd w:id="10"/>
     </w:p>
     <w:p>
       <w:pPr>
@@ -7158,14 +7145,13 @@
           <w:rFonts w:ascii="Times New Roman" w:hAnsi="Times New Roman" w:cs="Times New Roman"/>
         </w:rPr>
       </w:pPr>
-      <w:bookmarkStart w:id="5" w:name="_Toc240493488"/>
+      <w:bookmarkStart w:id="11" w:name="_Toc240561995"/>
       <w:r>
         <w:rPr>
           <w:rFonts w:ascii="Times New Roman" w:hAnsi="Times New Roman" w:cs="Times New Roman"/>
         </w:rPr>
         <w:t xml:space="preserve">1.1. </w:t>
       </w:r>
-      <w:bookmarkEnd w:id="5"/>
       <w:r>
         <w:rPr>
           <w:rFonts w:ascii="Times New Roman" w:hAnsi="Times New Roman" w:cs="Times New Roman"/>
@@ -7174,6 +7160,7 @@
         </w:rPr>
         <w:t>Purpose of the document</w:t>
       </w:r>
+      <w:bookmarkEnd w:id="11"/>
     </w:p>
     <w:p>
       <w:pPr>
@@ -7196,20 +7183,20 @@
           <w:rFonts w:ascii="Times New Roman" w:hAnsi="Times New Roman" w:cs="Times New Roman"/>
         </w:rPr>
       </w:pPr>
-      <w:bookmarkStart w:id="6" w:name="_Toc240493489"/>
+      <w:bookmarkStart w:id="12" w:name="_Toc240561996"/>
       <w:r>
         <w:rPr>
           <w:rFonts w:ascii="Times New Roman" w:hAnsi="Times New Roman" w:cs="Times New Roman"/>
         </w:rPr>
         <w:t xml:space="preserve">1.2. </w:t>
       </w:r>
-      <w:bookmarkEnd w:id="6"/>
       <w:r>
         <w:rPr>
           <w:rFonts w:ascii="Times New Roman" w:hAnsi="Times New Roman" w:cs="Times New Roman"/>
         </w:rPr>
         <w:t>Objectives and evaluation criteria</w:t>
       </w:r>
+      <w:bookmarkEnd w:id="12"/>
     </w:p>
     <w:p>
       <w:pPr>
@@ -7444,14 +7431,13 @@
           <w:rFonts w:ascii="Times New Roman" w:hAnsi="Times New Roman" w:cs="Times New Roman"/>
         </w:rPr>
       </w:pPr>
-      <w:bookmarkStart w:id="7" w:name="_Toc240493490"/>
+      <w:bookmarkStart w:id="13" w:name="_Toc240561997"/>
       <w:r>
         <w:rPr>
           <w:rFonts w:ascii="Times New Roman" w:hAnsi="Times New Roman" w:cs="Times New Roman"/>
         </w:rPr>
         <w:t xml:space="preserve">1.3. </w:t>
       </w:r>
-      <w:bookmarkEnd w:id="7"/>
       <w:r>
         <w:rPr>
           <w:rFonts w:ascii="Times New Roman" w:hAnsi="Times New Roman" w:cs="Times New Roman"/>
@@ -7460,6 +7446,7 @@
         </w:rPr>
         <w:t>Scope and methodology</w:t>
       </w:r>
+      <w:bookmarkEnd w:id="13"/>
     </w:p>
     <w:p>
       <w:pPr>
@@ -7617,71 +7604,65 @@
         <w:rPr>
           <w:rFonts w:cs="Times New Roman"/>
         </w:rPr>
-        <w:t xml:space="preserve"> files, allowing comparison between traffic observed at the LAN and WAN capture points. Finally, a controlled Pre-Shared Key mismatch was introduced to observe IKEv1 negotiation errors. After recording the results, the </w:t>
+        <w:t xml:space="preserve"> files, allowing comparison between traffic observed at the LAN and WAN capture points. Finally, a controlled Pre-Shared Key mismatch was introduced to observe IKEv1 negotiation errors. After recording the results, the PSK was restored and the connection was re-established to confirm normal tunnel operation</w:t>
       </w:r>
       <w:r>
         <w:rPr>
           <w:rFonts w:cs="Times New Roman"/>
         </w:rPr>
+        <w:t>.</w:t>
+      </w:r>
+    </w:p>
+    <w:p>
+      <w:pPr>
+        <w:pStyle w:val="u1"/>
+        <w:rPr>
+          <w:rFonts w:ascii="Times New Roman" w:hAnsi="Times New Roman" w:cs="Times New Roman"/>
+        </w:rPr>
+      </w:pPr>
+      <w:bookmarkStart w:id="14" w:name="_Toc240561998"/>
+      <w:r>
+        <w:rPr>
+          <w:rFonts w:ascii="Times New Roman" w:hAnsi="Times New Roman" w:cs="Times New Roman"/>
+        </w:rPr>
         <w:lastRenderedPageBreak/>
-        <w:t>PSK was restored and the connection was re-established to confirm normal tunnel operation</w:t>
-      </w:r>
-      <w:r>
-        <w:rPr>
-          <w:rFonts w:cs="Times New Roman"/>
-        </w:rPr>
-        <w:t>.</w:t>
-      </w:r>
-    </w:p>
-    <w:p>
-      <w:pPr>
-        <w:pStyle w:val="u1"/>
+        <w:t xml:space="preserve">CHAPTER </w:t>
+      </w:r>
+      <w:r>
         <w:rPr>
           <w:rFonts w:ascii="Times New Roman" w:hAnsi="Times New Roman" w:cs="Times New Roman"/>
         </w:rPr>
-      </w:pPr>
-      <w:bookmarkStart w:id="8" w:name="_Toc240493491"/>
+        <w:t xml:space="preserve">2. </w:t>
+      </w:r>
       <w:r>
         <w:rPr>
           <w:rFonts w:ascii="Times New Roman" w:hAnsi="Times New Roman" w:cs="Times New Roman"/>
         </w:rPr>
-        <w:t xml:space="preserve">CHAPTER </w:t>
-      </w:r>
-      <w:r>
+        <w:t>TECHNOLOGY SELECTION</w:t>
+      </w:r>
+      <w:bookmarkEnd w:id="14"/>
+    </w:p>
+    <w:p>
+      <w:pPr>
+        <w:pStyle w:val="u2"/>
         <w:rPr>
           <w:rFonts w:ascii="Times New Roman" w:hAnsi="Times New Roman" w:cs="Times New Roman"/>
         </w:rPr>
-        <w:t xml:space="preserve">2. </w:t>
-      </w:r>
-      <w:bookmarkEnd w:id="8"/>
+      </w:pPr>
+      <w:bookmarkStart w:id="15" w:name="_Toc240561999"/>
       <w:r>
         <w:rPr>
           <w:rFonts w:ascii="Times New Roman" w:hAnsi="Times New Roman" w:cs="Times New Roman"/>
         </w:rPr>
-        <w:t>TECHNOLOGY SELECTION</w:t>
-      </w:r>
-    </w:p>
-    <w:p>
-      <w:pPr>
-        <w:pStyle w:val="u2"/>
+        <w:t xml:space="preserve">2.1. </w:t>
+      </w:r>
+      <w:r>
         <w:rPr>
           <w:rFonts w:ascii="Times New Roman" w:hAnsi="Times New Roman" w:cs="Times New Roman"/>
         </w:rPr>
-      </w:pPr>
-      <w:bookmarkStart w:id="9" w:name="_Toc240493492"/>
-      <w:r>
-        <w:rPr>
-          <w:rFonts w:ascii="Times New Roman" w:hAnsi="Times New Roman" w:cs="Times New Roman"/>
-        </w:rPr>
-        <w:t xml:space="preserve">2.1. </w:t>
-      </w:r>
-      <w:bookmarkEnd w:id="9"/>
-      <w:r>
-        <w:rPr>
-          <w:rFonts w:ascii="Times New Roman" w:hAnsi="Times New Roman" w:cs="Times New Roman"/>
-        </w:rPr>
         <w:t>Selection criteria</w:t>
       </w:r>
+      <w:bookmarkEnd w:id="15"/>
     </w:p>
     <w:p>
       <w:pPr>
@@ -7722,7 +7703,7 @@
           <w:szCs w:val="28"/>
         </w:rPr>
       </w:pPr>
-      <w:bookmarkStart w:id="10" w:name="_Toc240493493"/>
+      <w:bookmarkStart w:id="16" w:name="_Toc240562000"/>
       <w:r>
         <w:rPr>
           <w:rFonts w:ascii="Times New Roman" w:hAnsi="Times New Roman" w:cs="Times New Roman"/>
@@ -7731,7 +7712,6 @@
         </w:rPr>
         <w:t xml:space="preserve">2.2. </w:t>
       </w:r>
-      <w:bookmarkEnd w:id="10"/>
       <w:r>
         <w:rPr>
           <w:rFonts w:ascii="Times New Roman" w:hAnsi="Times New Roman" w:cs="Times New Roman"/>
@@ -7740,6 +7720,7 @@
         </w:rPr>
         <w:t>Experimental tools</w:t>
       </w:r>
+      <w:bookmarkEnd w:id="16"/>
     </w:p>
     <w:p>
       <w:pPr>
@@ -8046,7 +8027,7 @@
           <w:rFonts w:ascii="Times New Roman" w:hAnsi="Times New Roman" w:cs="Times New Roman"/>
         </w:rPr>
       </w:pPr>
-      <w:bookmarkStart w:id="11" w:name="_Toc240493494"/>
+      <w:bookmarkStart w:id="17" w:name="_Toc240562001"/>
       <w:r>
         <w:rPr>
           <w:rFonts w:ascii="Times New Roman" w:hAnsi="Times New Roman" w:cs="Times New Roman"/>
@@ -8059,13 +8040,13 @@
         </w:rPr>
         <w:t xml:space="preserve">3. </w:t>
       </w:r>
-      <w:bookmarkEnd w:id="11"/>
       <w:r>
         <w:rPr>
           <w:rFonts w:ascii="Times New Roman" w:hAnsi="Times New Roman" w:cs="Times New Roman"/>
         </w:rPr>
         <w:t>WORK BREAKDOWN AND SCHEDULE</w:t>
       </w:r>
+      <w:bookmarkEnd w:id="17"/>
     </w:p>
     <w:p>
       <w:pPr>
@@ -8074,20 +8055,20 @@
           <w:rFonts w:ascii="Times New Roman" w:hAnsi="Times New Roman" w:cs="Times New Roman"/>
         </w:rPr>
       </w:pPr>
-      <w:bookmarkStart w:id="12" w:name="_Toc240493495"/>
+      <w:bookmarkStart w:id="18" w:name="_Toc240562002"/>
       <w:r>
         <w:rPr>
           <w:rFonts w:ascii="Times New Roman" w:hAnsi="Times New Roman" w:cs="Times New Roman"/>
         </w:rPr>
         <w:t xml:space="preserve">3.1. </w:t>
       </w:r>
-      <w:bookmarkEnd w:id="12"/>
       <w:r>
         <w:rPr>
           <w:rFonts w:ascii="Times New Roman" w:hAnsi="Times New Roman" w:cs="Times New Roman"/>
         </w:rPr>
         <w:t>Individual responsibilities</w:t>
       </w:r>
+      <w:bookmarkEnd w:id="18"/>
     </w:p>
     <w:p>
       <w:r>
@@ -8107,21 +8088,20 @@
           <w:rFonts w:ascii="Times New Roman" w:hAnsi="Times New Roman" w:cs="Times New Roman"/>
         </w:rPr>
       </w:pPr>
-      <w:bookmarkStart w:id="13" w:name="_Toc240493496"/>
+      <w:bookmarkStart w:id="19" w:name="_Toc240562003"/>
       <w:r>
         <w:rPr>
           <w:rFonts w:ascii="Times New Roman" w:hAnsi="Times New Roman" w:cs="Times New Roman"/>
         </w:rPr>
-        <w:lastRenderedPageBreak/>
         <w:t xml:space="preserve">3.2. </w:t>
       </w:r>
-      <w:bookmarkEnd w:id="13"/>
       <w:r>
         <w:rPr>
           <w:rFonts w:ascii="Times New Roman" w:hAnsi="Times New Roman" w:cs="Times New Roman"/>
         </w:rPr>
         <w:t>Three-week plan</w:t>
       </w:r>
+      <w:bookmarkEnd w:id="19"/>
     </w:p>
     <w:p>
       <w:pPr>
@@ -8200,6 +8180,7 @@
           </w:tcPr>
           <w:p>
             <w:r>
+              <w:lastRenderedPageBreak/>
               <w:t>1</w:t>
             </w:r>
           </w:p>
@@ -8311,7 +8292,7 @@
           <w:rFonts w:ascii="Times New Roman" w:hAnsi="Times New Roman" w:cs="Times New Roman"/>
         </w:rPr>
       </w:pPr>
-      <w:bookmarkStart w:id="14" w:name="_Toc240493497"/>
+      <w:bookmarkStart w:id="20" w:name="_Toc240562004"/>
       <w:r>
         <w:rPr>
           <w:rFonts w:ascii="Times New Roman" w:hAnsi="Times New Roman" w:cs="Times New Roman"/>
@@ -8324,13 +8305,13 @@
         </w:rPr>
         <w:t xml:space="preserve">4. </w:t>
       </w:r>
-      <w:bookmarkEnd w:id="14"/>
       <w:r>
         <w:rPr>
           <w:rFonts w:ascii="Times New Roman" w:hAnsi="Times New Roman" w:cs="Times New Roman"/>
         </w:rPr>
         <w:t>CORE TECHNOLOGY OVERVIEW</w:t>
       </w:r>
+      <w:bookmarkEnd w:id="20"/>
     </w:p>
     <w:p>
       <w:pPr>
@@ -8339,20 +8320,20 @@
           <w:rFonts w:ascii="Times New Roman" w:hAnsi="Times New Roman" w:cs="Times New Roman"/>
         </w:rPr>
       </w:pPr>
-      <w:bookmarkStart w:id="15" w:name="_Toc240493498"/>
+      <w:bookmarkStart w:id="21" w:name="_Toc240562005"/>
       <w:r>
         <w:rPr>
           <w:rFonts w:ascii="Times New Roman" w:hAnsi="Times New Roman" w:cs="Times New Roman"/>
         </w:rPr>
         <w:t xml:space="preserve">4.1. </w:t>
       </w:r>
-      <w:bookmarkEnd w:id="15"/>
       <w:r>
         <w:rPr>
           <w:rFonts w:ascii="Times New Roman" w:hAnsi="Times New Roman" w:cs="Times New Roman"/>
         </w:rPr>
         <w:t>IPsec architectural framework</w:t>
       </w:r>
+      <w:bookmarkEnd w:id="21"/>
     </w:p>
     <w:p>
       <w:pPr>
@@ -8396,7 +8377,7 @@
           <w:szCs w:val="28"/>
         </w:rPr>
       </w:pPr>
-      <w:bookmarkStart w:id="16" w:name="_Toc240493499"/>
+      <w:bookmarkStart w:id="22" w:name="_Toc240562006"/>
       <w:r>
         <w:rPr>
           <w:rFonts w:ascii="Times New Roman" w:hAnsi="Times New Roman" w:cs="Times New Roman"/>
@@ -8427,7 +8408,7 @@
         </w:rPr>
         <w:t>security association</w:t>
       </w:r>
-      <w:bookmarkEnd w:id="16"/>
+      <w:bookmarkEnd w:id="22"/>
     </w:p>
     <w:p>
       <w:pPr>
@@ -8447,8 +8428,11 @@
         <w:jc w:val="both"/>
       </w:pPr>
       <w:r>
+        <w:t xml:space="preserve">A Security Association is a collection of security parameters used to protect traffic in one direction. Since an SA is unidirectional, a bidirectional IPsec connection requires appropriate SAs for both transmission directions. An SA may contain information such </w:t>
+      </w:r>
+      <w:r>
         <w:lastRenderedPageBreak/>
-        <w:t>A Security Association is a collection of security parameters used to protect traffic in one direction. Since an SA is unidirectional, a bidirectional IPsec connection requires appropriate SAs for both transmission directions. An SA may contain information such as encryption algorithms, integrity-checking algorithms, cryptographic keys, the SPI, and Transport or Tunnel Mode.</w:t>
+        <w:t>as encryption algorithms, integrity-checking algorithms, cryptographic keys, the SPI, and Transport or Tunnel Mode.</w:t>
       </w:r>
     </w:p>
     <w:p>
@@ -8502,7 +8486,7 @@
           <w:rFonts w:ascii="Times New Roman" w:hAnsi="Times New Roman" w:cs="Times New Roman"/>
         </w:rPr>
       </w:pPr>
-      <w:bookmarkStart w:id="17" w:name="_Toc240493500"/>
+      <w:bookmarkStart w:id="23" w:name="_Toc240562007"/>
       <w:r>
         <w:rPr>
           <w:rFonts w:ascii="Times New Roman" w:hAnsi="Times New Roman" w:cs="Times New Roman"/>
@@ -8527,7 +8511,7 @@
         </w:rPr>
         <w:t xml:space="preserve"> ESP</w:t>
       </w:r>
-      <w:bookmarkEnd w:id="17"/>
+      <w:bookmarkEnd w:id="23"/>
     </w:p>
     <w:p>
       <w:pPr>
@@ -8566,7 +8550,7 @@
           <w:rFonts w:ascii="Times New Roman" w:hAnsi="Times New Roman" w:cs="Times New Roman"/>
         </w:rPr>
       </w:pPr>
-      <w:bookmarkStart w:id="18" w:name="_Toc240493501"/>
+      <w:bookmarkStart w:id="24" w:name="_Toc240562008"/>
       <w:r>
         <w:rPr>
           <w:rFonts w:ascii="Times New Roman" w:hAnsi="Times New Roman" w:cs="Times New Roman"/>
@@ -8597,7 +8581,7 @@
         </w:rPr>
         <w:t>unnel mode</w:t>
       </w:r>
-      <w:bookmarkEnd w:id="18"/>
+      <w:bookmarkEnd w:id="24"/>
     </w:p>
     <w:p>
       <w:pPr>
@@ -8623,8 +8607,11 @@
         <w:jc w:val="both"/>
       </w:pPr>
       <w:r>
+        <w:t xml:space="preserve">The project model uses the following configuration: outer tunnel 10.10.10.1 ↔ 10.10.10.2 and protected networks 192.168.10.0/24 ↔ 192.168.20.0/24. At the LAN capture point, Wireshark can observe source address 192.168.10.1, destination address 192.168.20.1, and ICMP Echo Request packets. In contrast, at the WAN capture point, </w:t>
+      </w:r>
+      <w:r>
         <w:lastRenderedPageBreak/>
-        <w:t>The project model uses the following configuration: outer tunnel 10.10.10.1 ↔ 10.10.10.2 and protected networks 192.168.10.0/24 ↔ 192.168.20.0/24. At the LAN capture point, Wireshark can observe source address 192.168.10.1, destination address 192.168.20.1, and ICMP Echo Request packets. In contrast, at the WAN capture point, only ESP packets between 10.10.10.1 and 10.10.10.2 are directly observed. This result clearly illustrates the difference between the inner IP packet and the tunnel packet transmitted across the intermediate network.</w:t>
+        <w:t>only ESP packets between 10.10.10.1 and 10.10.10.2 are directly observed. This result clearly illustrates the difference between the inner IP packet and the tunnel packet transmitted across the intermediate network.</w:t>
       </w:r>
     </w:p>
     <w:p>
@@ -8634,7 +8621,7 @@
           <w:rFonts w:ascii="Times New Roman" w:hAnsi="Times New Roman" w:cs="Times New Roman"/>
         </w:rPr>
       </w:pPr>
-      <w:bookmarkStart w:id="19" w:name="_Toc240493502"/>
+      <w:bookmarkStart w:id="25" w:name="_Toc240562009"/>
       <w:r>
         <w:rPr>
           <w:rFonts w:ascii="Times New Roman" w:hAnsi="Times New Roman" w:cs="Times New Roman"/>
@@ -8647,13 +8634,13 @@
         </w:rPr>
         <w:t xml:space="preserve">Ikev1 </w:t>
       </w:r>
-      <w:bookmarkEnd w:id="19"/>
       <w:r>
         <w:rPr>
           <w:rFonts w:ascii="Times New Roman" w:hAnsi="Times New Roman" w:cs="Times New Roman"/>
         </w:rPr>
         <w:t>and the negotiation process</w:t>
       </w:r>
+      <w:bookmarkEnd w:id="25"/>
     </w:p>
     <w:p>
       <w:pPr>
@@ -8699,7 +8686,7 @@
           <w:rFonts w:ascii="Times New Roman" w:hAnsi="Times New Roman" w:cs="Times New Roman"/>
         </w:rPr>
       </w:pPr>
-      <w:bookmarkStart w:id="20" w:name="_Toc240493503"/>
+      <w:bookmarkStart w:id="26" w:name="_Toc240562010"/>
       <w:r>
         <w:rPr>
           <w:rFonts w:ascii="Times New Roman" w:hAnsi="Times New Roman" w:cs="Times New Roman"/>
@@ -8714,7 +8701,7 @@
         </w:rPr>
         <w:t>main mode</w:t>
       </w:r>
-      <w:bookmarkEnd w:id="20"/>
+      <w:bookmarkEnd w:id="26"/>
     </w:p>
     <w:p>
       <w:pPr>
@@ -8772,7 +8759,7 @@
           <w:rFonts w:ascii="Times New Roman" w:hAnsi="Times New Roman" w:cs="Times New Roman"/>
         </w:rPr>
       </w:pPr>
-      <w:bookmarkStart w:id="21" w:name="_Toc240493504"/>
+      <w:bookmarkStart w:id="27" w:name="_Toc240562011"/>
       <w:r>
         <w:rPr>
           <w:rFonts w:ascii="Times New Roman" w:hAnsi="Times New Roman" w:cs="Times New Roman"/>
@@ -8785,7 +8772,7 @@
         </w:rPr>
         <w:t>quick mode</w:t>
       </w:r>
-      <w:bookmarkEnd w:id="21"/>
+      <w:bookmarkEnd w:id="27"/>
     </w:p>
     <w:p>
       <w:pPr>
@@ -8810,7 +8797,6 @@
         <w:jc w:val="both"/>
       </w:pPr>
       <w:r>
-        <w:lastRenderedPageBreak/>
         <w:t xml:space="preserve">In the experiment, Wireshark identifies three Quick Mode packets following Main Mode. Their content is displayed as Encrypted Data, which is consistent with Quick Mode being protected by </w:t>
       </w:r>
       <w:proofErr w:type="gramStart"/>
@@ -8839,6 +8825,7 @@
         <w:rPr>
           <w:rFonts w:hint="eastAsia"/>
         </w:rPr>
+        <w:lastRenderedPageBreak/>
         <w:t xml:space="preserve">The process can be summarized as follows: IKEv1 Main Mode </w:t>
       </w:r>
       <w:r>
@@ -8913,7 +8900,7 @@
           <w:szCs w:val="28"/>
         </w:rPr>
       </w:pPr>
-      <w:bookmarkStart w:id="22" w:name="_Toc240493505"/>
+      <w:bookmarkStart w:id="28" w:name="_Toc240562012"/>
       <w:r>
         <w:rPr>
           <w:rFonts w:ascii="Times New Roman" w:hAnsi="Times New Roman" w:cs="Times New Roman"/>
@@ -8922,7 +8909,6 @@
         </w:rPr>
         <w:t xml:space="preserve">4.8. </w:t>
       </w:r>
-      <w:bookmarkEnd w:id="22"/>
       <w:r>
         <w:rPr>
           <w:rFonts w:ascii="Times New Roman" w:hAnsi="Times New Roman" w:cs="Times New Roman"/>
@@ -8931,6 +8917,7 @@
         </w:rPr>
         <w:t>Cryptographic algorithms in the model</w:t>
       </w:r>
+      <w:bookmarkEnd w:id="28"/>
     </w:p>
     <w:p>
       <w:pPr>
@@ -8985,20 +8972,20 @@
           <w:rFonts w:ascii="Times New Roman" w:hAnsi="Times New Roman" w:cs="Times New Roman"/>
         </w:rPr>
       </w:pPr>
-      <w:bookmarkStart w:id="23" w:name="_Toc240493506"/>
+      <w:bookmarkStart w:id="29" w:name="_Toc240562013"/>
       <w:r>
         <w:rPr>
           <w:rFonts w:ascii="Times New Roman" w:hAnsi="Times New Roman" w:cs="Times New Roman"/>
         </w:rPr>
         <w:t xml:space="preserve">4.9. </w:t>
       </w:r>
-      <w:bookmarkEnd w:id="23"/>
       <w:r>
         <w:rPr>
           <w:rFonts w:ascii="Times New Roman" w:hAnsi="Times New Roman" w:cs="Times New Roman"/>
         </w:rPr>
         <w:t>Pre-shared key authentication</w:t>
       </w:r>
+      <w:bookmarkEnd w:id="29"/>
     </w:p>
     <w:p>
       <w:pPr>
@@ -9036,21 +9023,20 @@
           <w:rFonts w:ascii="Times New Roman" w:hAnsi="Times New Roman" w:cs="Times New Roman"/>
         </w:rPr>
       </w:pPr>
-      <w:bookmarkStart w:id="24" w:name="_Toc240493507"/>
+      <w:bookmarkStart w:id="30" w:name="_Toc240562014"/>
       <w:r>
         <w:rPr>
           <w:rFonts w:ascii="Times New Roman" w:hAnsi="Times New Roman" w:cs="Times New Roman"/>
         </w:rPr>
-        <w:lastRenderedPageBreak/>
         <w:t xml:space="preserve">4.10. </w:t>
       </w:r>
-      <w:bookmarkEnd w:id="24"/>
       <w:r>
         <w:rPr>
           <w:rFonts w:ascii="Times New Roman" w:hAnsi="Times New Roman" w:cs="Times New Roman"/>
         </w:rPr>
         <w:t>Standards, limitations, and future directions</w:t>
       </w:r>
+      <w:bookmarkEnd w:id="30"/>
     </w:p>
     <w:p>
       <w:pPr>
@@ -9066,7 +9052,11 @@
       </w:r>
       <w:proofErr w:type="gramEnd"/>
       <w:r>
-        <w:t>5]. However, IKEv1 is no longer recommended for new deployments. RFC 9395 moved IKEv1 and related documents to Historic status and identified IKEv1 as a deprecated protocol [6]. Therefore, the use of IKEv1 in this project is intended for learning and direct analysis of Main Mode, Quick Mode, and the IPsec establishment process, rather than as a proposed architecture for a production environment.</w:t>
+        <w:t xml:space="preserve">5]. However, IKEv1 is no longer recommended for new deployments. RFC 9395 moved IKEv1 and related </w:t>
+      </w:r>
+      <w:r>
+        <w:lastRenderedPageBreak/>
+        <w:t>documents to Historic status and identified IKEv1 as a deprecated protocol [6]. Therefore, the use of IKEv1 in this project is intended for learning and direct analysis of Main Mode, Quick Mode, and the IPsec establishment process, rather than as a proposed architecture for a production environment.</w:t>
       </w:r>
     </w:p>
     <w:p>
@@ -9088,7 +9078,7 @@
           <w:rFonts w:ascii="Times New Roman" w:hAnsi="Times New Roman" w:cs="Times New Roman"/>
         </w:rPr>
       </w:pPr>
-      <w:bookmarkStart w:id="25" w:name="_Toc240493508"/>
+      <w:bookmarkStart w:id="31" w:name="_Toc240562015"/>
       <w:r>
         <w:rPr>
           <w:rFonts w:ascii="Times New Roman" w:hAnsi="Times New Roman" w:cs="Times New Roman"/>
@@ -9101,13 +9091,13 @@
         </w:rPr>
         <w:t xml:space="preserve">5. </w:t>
       </w:r>
-      <w:bookmarkEnd w:id="25"/>
       <w:r>
         <w:rPr>
           <w:rFonts w:ascii="Times New Roman" w:hAnsi="Times New Roman" w:cs="Times New Roman"/>
         </w:rPr>
         <w:t>EXPERIMENTAL DESIGN AND IMPLEMENTATION</w:t>
       </w:r>
+      <w:bookmarkEnd w:id="31"/>
     </w:p>
     <w:p>
       <w:pPr>
@@ -9116,20 +9106,20 @@
           <w:rFonts w:ascii="Times New Roman" w:hAnsi="Times New Roman" w:cs="Times New Roman"/>
         </w:rPr>
       </w:pPr>
-      <w:bookmarkStart w:id="26" w:name="_Toc240493509"/>
+      <w:bookmarkStart w:id="32" w:name="_Toc240562016"/>
       <w:r>
         <w:rPr>
           <w:rFonts w:ascii="Times New Roman" w:hAnsi="Times New Roman" w:cs="Times New Roman"/>
         </w:rPr>
         <w:t xml:space="preserve">5.1. </w:t>
       </w:r>
-      <w:bookmarkEnd w:id="26"/>
       <w:r>
         <w:rPr>
           <w:rFonts w:ascii="Times New Roman" w:hAnsi="Times New Roman" w:cs="Times New Roman"/>
         </w:rPr>
         <w:t>Network architecture and packet-capture points</w:t>
       </w:r>
+      <w:bookmarkEnd w:id="32"/>
     </w:p>
     <w:p>
       <w:pPr>
@@ -9402,11 +9392,7 @@
         <w:t xml:space="preserve">    </w:t>
       </w:r>
       <w:r>
-        <w:t xml:space="preserve">The WAN segment is an isolated virtual network rather than the public Internet. The available evidence shows traffic originating from the LAN address of GW-A and sent to the LAN address of GW-B. The two network ranges are configured as traffic </w:t>
-      </w:r>
-      <w:r>
-        <w:lastRenderedPageBreak/>
-        <w:t>selectors; however, separate Client-A and Server-B endpoint machines have not been demonstrated. These endpoint machines may be added when the lab is extended.</w:t>
+        <w:t>The WAN segment is an isolated virtual network rather than the public Internet. The available evidence shows traffic originating from the LAN address of GW-A and sent to the LAN address of GW-B. The two network ranges are configured as traffic selectors; however, separate Client-A and Server-B endpoint machines have not been demonstrated. These endpoint machines may be added when the lab is extended.</w:t>
       </w:r>
     </w:p>
     <w:p>
@@ -9416,20 +9402,20 @@
           <w:rFonts w:ascii="Times New Roman" w:hAnsi="Times New Roman" w:cs="Times New Roman"/>
         </w:rPr>
       </w:pPr>
-      <w:bookmarkStart w:id="27" w:name="_Toc240493510"/>
+      <w:bookmarkStart w:id="33" w:name="_Toc240562017"/>
       <w:r>
         <w:rPr>
           <w:rFonts w:ascii="Times New Roman" w:hAnsi="Times New Roman" w:cs="Times New Roman"/>
         </w:rPr>
         <w:t xml:space="preserve">5.2. </w:t>
       </w:r>
-      <w:bookmarkEnd w:id="27"/>
       <w:r>
         <w:rPr>
           <w:rFonts w:ascii="Times New Roman" w:hAnsi="Times New Roman" w:cs="Times New Roman"/>
         </w:rPr>
         <w:t>Implementation steps</w:t>
       </w:r>
+      <w:bookmarkEnd w:id="33"/>
     </w:p>
     <w:p>
       <w:pPr>
@@ -9444,7 +9430,15 @@
           <w:rFonts w:cs="Times New Roman"/>
           <w:szCs w:val="26"/>
         </w:rPr>
-        <w:t>Two Ubuntu Server VMs were allocated approximately 2 GB of RAM and 2 vCPUs each during the lab setup stage. On GW-A, the site-to-site connection uses 10.10.10.1 and 10.10.10.2, with traffic domains 192.168.10.0/24 and 192.168.20.0/24. The PSK is stored in /</w:t>
+        <w:t xml:space="preserve">Two Ubuntu Server VMs were allocated approximately 2 GB of RAM and 2 vCPUs each during the lab setup stage. On GW-A, the site-to-site connection uses 10.10.10.1 </w:t>
+      </w:r>
+      <w:r>
+        <w:rPr>
+          <w:rFonts w:cs="Times New Roman"/>
+          <w:szCs w:val="26"/>
+        </w:rPr>
+        <w:lastRenderedPageBreak/>
+        <w:t>and 10.10.10.2, with traffic domains 192.168.10.0/24 and 192.168.20.0/24. The PSK is stored in /</w:t>
       </w:r>
       <w:proofErr w:type="spellStart"/>
       <w:r>
@@ -9834,20 +9828,20 @@
           <w:rFonts w:ascii="Times New Roman" w:hAnsi="Times New Roman" w:cs="Times New Roman"/>
         </w:rPr>
       </w:pPr>
-      <w:bookmarkStart w:id="28" w:name="_Toc240493511"/>
+      <w:bookmarkStart w:id="34" w:name="_Toc240562018"/>
       <w:r>
         <w:rPr>
           <w:rFonts w:ascii="Times New Roman" w:hAnsi="Times New Roman" w:cs="Times New Roman"/>
         </w:rPr>
         <w:t xml:space="preserve">5.3. </w:t>
       </w:r>
-      <w:bookmarkEnd w:id="28"/>
       <w:r>
         <w:rPr>
           <w:rFonts w:ascii="Times New Roman" w:hAnsi="Times New Roman" w:cs="Times New Roman"/>
         </w:rPr>
         <w:t>Testing and results</w:t>
       </w:r>
+      <w:bookmarkEnd w:id="34"/>
     </w:p>
     <w:p>
       <w:pPr>
@@ -10355,11 +10349,7 @@
           </w:tcPr>
           <w:p>
             <w:r>
-              <w:t xml:space="preserve">1 up, 0 connecting; ESTABLISHED; INSTALLED, </w:t>
-            </w:r>
-            <w:r>
-              <w:lastRenderedPageBreak/>
-              <w:t>TUNNEL.</w:t>
+              <w:t>1 up, 0 connecting; ESTABLISHED; INSTALLED, TUNNEL.</w:t>
             </w:r>
           </w:p>
         </w:tc>
@@ -10369,7 +10359,6 @@
           </w:tcPr>
           <w:p>
             <w:r>
-              <w:lastRenderedPageBreak/>
               <w:t>IKEv1 and ESP were operational.</w:t>
             </w:r>
           </w:p>
@@ -10430,6 +10419,7 @@
           </w:tcPr>
           <w:p>
             <w:r>
+              <w:lastRenderedPageBreak/>
               <w:t>T04</w:t>
             </w:r>
           </w:p>
@@ -10595,7 +10585,7 @@
           <w:rFonts w:ascii="Times New Roman" w:hAnsi="Times New Roman" w:cs="Times New Roman"/>
         </w:rPr>
       </w:pPr>
-      <w:bookmarkStart w:id="29" w:name="_Toc240493512"/>
+      <w:bookmarkStart w:id="35" w:name="_Toc240562019"/>
       <w:r>
         <w:rPr>
           <w:rFonts w:ascii="Times New Roman" w:hAnsi="Times New Roman" w:cs="Times New Roman"/>
@@ -10608,13 +10598,13 @@
         </w:rPr>
         <w:t xml:space="preserve">1. </w:t>
       </w:r>
-      <w:bookmarkEnd w:id="29"/>
       <w:r>
         <w:rPr>
           <w:rFonts w:ascii="Times New Roman" w:hAnsi="Times New Roman" w:cs="Times New Roman"/>
         </w:rPr>
         <w:t>Verification of the two gateway configurations</w:t>
       </w:r>
+      <w:bookmarkEnd w:id="35"/>
     </w:p>
     <w:p>
       <w:pPr>
@@ -10802,98 +10792,98 @@
           <w:rFonts w:ascii="Times New Roman" w:hAnsi="Times New Roman" w:cs="Times New Roman"/>
         </w:rPr>
       </w:pPr>
-      <w:bookmarkStart w:id="30" w:name="_Toc240493513"/>
+      <w:bookmarkStart w:id="36" w:name="_Toc240562020"/>
       <w:r>
         <w:rPr>
           <w:rFonts w:ascii="Times New Roman" w:hAnsi="Times New Roman" w:cs="Times New Roman"/>
         </w:rPr>
+        <w:t xml:space="preserve">5.3.2. </w:t>
+      </w:r>
+      <w:proofErr w:type="spellStart"/>
+      <w:r>
+        <w:rPr>
+          <w:rFonts w:ascii="Times New Roman" w:hAnsi="Times New Roman" w:cs="Times New Roman"/>
+        </w:rPr>
+        <w:t>Psec</w:t>
+      </w:r>
+      <w:proofErr w:type="spellEnd"/>
+      <w:r>
+        <w:rPr>
+          <w:rFonts w:ascii="Times New Roman" w:hAnsi="Times New Roman" w:cs="Times New Roman"/>
+        </w:rPr>
+        <w:t xml:space="preserve"> </w:t>
+      </w:r>
+      <w:r>
+        <w:rPr>
+          <w:rFonts w:ascii="Times New Roman" w:hAnsi="Times New Roman" w:cs="Times New Roman"/>
+        </w:rPr>
+        <w:t>establishment and security association status</w:t>
+      </w:r>
+      <w:bookmarkEnd w:id="36"/>
+    </w:p>
+    <w:p>
+      <w:pPr>
+        <w:jc w:val="both"/>
+      </w:pPr>
+      <w:r>
+        <w:t xml:space="preserve">    </w:t>
+      </w:r>
+      <w:r>
+        <w:t xml:space="preserve">After initiating the connection with the command </w:t>
+      </w:r>
+      <w:proofErr w:type="spellStart"/>
+      <w:r>
+        <w:t>sudo</w:t>
+      </w:r>
+      <w:proofErr w:type="spellEnd"/>
+      <w:r>
+        <w:t xml:space="preserve"> </w:t>
+      </w:r>
+      <w:proofErr w:type="spellStart"/>
+      <w:r>
+        <w:t>ipsec</w:t>
+      </w:r>
+      <w:proofErr w:type="spellEnd"/>
+      <w:r>
+        <w:t xml:space="preserve"> up site-to-site, </w:t>
+      </w:r>
+      <w:proofErr w:type="spellStart"/>
+      <w:r>
+        <w:t>strongSwan</w:t>
+      </w:r>
+      <w:proofErr w:type="spellEnd"/>
+      <w:r>
+        <w:t xml:space="preserve"> completed IKEv1 negotiation and established the SAs for ESP. The </w:t>
+      </w:r>
+      <w:proofErr w:type="spellStart"/>
+      <w:r>
+        <w:t>ipsec</w:t>
+      </w:r>
+      <w:proofErr w:type="spellEnd"/>
+      <w:r>
+        <w:t xml:space="preserve"> </w:t>
+      </w:r>
+      <w:proofErr w:type="spellStart"/>
+      <w:r>
+        <w:t>statusall</w:t>
+      </w:r>
+      <w:proofErr w:type="spellEnd"/>
+      <w:r>
+        <w:t xml:space="preserve"> command showed the IKE SA in the ESTABLISHED state and the CHILD_SA in the INSTALLED, TUNNEL state. The traffic selectors were defined between 192.168.10.0/24 and 192.168.20.0/24</w:t>
+      </w:r>
+      <w:r>
+        <w:t>.</w:t>
+      </w:r>
+    </w:p>
+    <w:p>
+      <w:pPr>
+        <w:jc w:val="center"/>
+      </w:pPr>
+      <w:r>
+        <w:rPr>
+          <w:noProof/>
+        </w:rPr>
         <w:lastRenderedPageBreak/>
-        <w:t xml:space="preserve">5.3.2. </w:t>
-      </w:r>
-      <w:bookmarkEnd w:id="30"/>
-      <w:proofErr w:type="spellStart"/>
-      <w:r>
-        <w:rPr>
-          <w:rFonts w:ascii="Times New Roman" w:hAnsi="Times New Roman" w:cs="Times New Roman"/>
-        </w:rPr>
-        <w:t>Psec</w:t>
-      </w:r>
-      <w:proofErr w:type="spellEnd"/>
-      <w:r>
-        <w:rPr>
-          <w:rFonts w:ascii="Times New Roman" w:hAnsi="Times New Roman" w:cs="Times New Roman"/>
-        </w:rPr>
-        <w:t xml:space="preserve"> </w:t>
-      </w:r>
-      <w:r>
-        <w:rPr>
-          <w:rFonts w:ascii="Times New Roman" w:hAnsi="Times New Roman" w:cs="Times New Roman"/>
-        </w:rPr>
-        <w:t>establishment and security association status</w:t>
-      </w:r>
-    </w:p>
-    <w:p>
-      <w:pPr>
-        <w:jc w:val="both"/>
-      </w:pPr>
-      <w:r>
-        <w:t xml:space="preserve">    </w:t>
-      </w:r>
-      <w:r>
-        <w:t xml:space="preserve">After initiating the connection with the command </w:t>
-      </w:r>
-      <w:proofErr w:type="spellStart"/>
-      <w:r>
-        <w:t>sudo</w:t>
-      </w:r>
-      <w:proofErr w:type="spellEnd"/>
-      <w:r>
-        <w:t xml:space="preserve"> </w:t>
-      </w:r>
-      <w:proofErr w:type="spellStart"/>
-      <w:r>
-        <w:t>ipsec</w:t>
-      </w:r>
-      <w:proofErr w:type="spellEnd"/>
-      <w:r>
-        <w:t xml:space="preserve"> up site-to-site, </w:t>
-      </w:r>
-      <w:proofErr w:type="spellStart"/>
-      <w:r>
-        <w:t>strongSwan</w:t>
-      </w:r>
-      <w:proofErr w:type="spellEnd"/>
-      <w:r>
-        <w:t xml:space="preserve"> completed IKEv1 negotiation and established the SAs for ESP. The </w:t>
-      </w:r>
-      <w:proofErr w:type="spellStart"/>
-      <w:r>
-        <w:t>ipsec</w:t>
-      </w:r>
-      <w:proofErr w:type="spellEnd"/>
-      <w:r>
-        <w:t xml:space="preserve"> </w:t>
-      </w:r>
-      <w:proofErr w:type="spellStart"/>
-      <w:r>
-        <w:t>statusall</w:t>
-      </w:r>
-      <w:proofErr w:type="spellEnd"/>
-      <w:r>
-        <w:t xml:space="preserve"> command showed the IKE SA in the ESTABLISHED state and the CHILD_SA in the INSTALLED, TUNNEL state. The traffic selectors were defined between 192.168.10.0/24 and 192.168.20.0/24</w:t>
-      </w:r>
-      <w:r>
-        <w:t>.</w:t>
-      </w:r>
-    </w:p>
-    <w:p>
-      <w:pPr>
-        <w:jc w:val="center"/>
-      </w:pPr>
-      <w:r>
-        <w:rPr>
-          <w:noProof/>
-        </w:rPr>
         <w:drawing>
           <wp:inline distT="0" distB="0" distL="0" distR="0" wp14:anchorId="6E9785F5" wp14:editId="3E4BEFC2">
             <wp:extent cx="5189220" cy="1640507"/>
@@ -10981,14 +10971,13 @@
           <w:rFonts w:ascii="Times New Roman" w:hAnsi="Times New Roman" w:cs="Times New Roman"/>
         </w:rPr>
       </w:pPr>
-      <w:bookmarkStart w:id="31" w:name="_Toc240493514"/>
+      <w:bookmarkStart w:id="37" w:name="_Toc240562021"/>
       <w:r>
         <w:rPr>
           <w:rFonts w:ascii="Times New Roman" w:hAnsi="Times New Roman" w:cs="Times New Roman"/>
         </w:rPr>
         <w:t xml:space="preserve">5.3.3. </w:t>
       </w:r>
-      <w:bookmarkEnd w:id="31"/>
       <w:r>
         <w:rPr>
           <w:rFonts w:ascii="Times New Roman" w:hAnsi="Times New Roman" w:cs="Times New Roman"/>
@@ -11001,6 +10990,7 @@
         </w:rPr>
         <w:t>main mode analysis</w:t>
       </w:r>
+      <w:bookmarkEnd w:id="37"/>
     </w:p>
     <w:p>
       <w:pPr>
@@ -11123,34 +11113,34 @@
         <w:jc w:val="both"/>
       </w:pPr>
       <w:r>
+        <w:t>In the packet details, Wireshark displays Exchange Type: Identity Protection (Main Mode). The observed proposal matches the experimental configuration: AES-CBC-256, SHA2-256, MODP 2048, and Pre-Shared Key authentication</w:t>
+      </w:r>
+      <w:r>
+        <w:t>.</w:t>
+      </w:r>
+    </w:p>
+    <w:p>
+      <w:pPr>
+        <w:pStyle w:val="u3"/>
+        <w:rPr>
+          <w:rFonts w:ascii="Times New Roman" w:hAnsi="Times New Roman" w:cs="Times New Roman"/>
+        </w:rPr>
+      </w:pPr>
+      <w:bookmarkStart w:id="38" w:name="_Toc240562022"/>
+      <w:r>
+        <w:rPr>
+          <w:rFonts w:ascii="Times New Roman" w:hAnsi="Times New Roman" w:cs="Times New Roman"/>
+        </w:rPr>
         <w:lastRenderedPageBreak/>
-        <w:t>In the packet details, Wireshark displays Exchange Type: Identity Protection (Main Mode). The observed proposal matches the experimental configuration: AES-CBC-256, SHA2-256, MODP 2048, and Pre-Shared Key authentication</w:t>
-      </w:r>
-      <w:r>
-        <w:t>.</w:t>
-      </w:r>
-    </w:p>
-    <w:p>
-      <w:pPr>
-        <w:pStyle w:val="u3"/>
+        <w:t xml:space="preserve">5.3.4. IKEv1 </w:t>
+      </w:r>
+      <w:r>
         <w:rPr>
           <w:rFonts w:ascii="Times New Roman" w:hAnsi="Times New Roman" w:cs="Times New Roman"/>
         </w:rPr>
-      </w:pPr>
-      <w:bookmarkStart w:id="32" w:name="_Toc240493515"/>
-      <w:r>
-        <w:rPr>
-          <w:rFonts w:ascii="Times New Roman" w:hAnsi="Times New Roman" w:cs="Times New Roman"/>
-        </w:rPr>
-        <w:t xml:space="preserve">5.3.4. IKEv1 </w:t>
-      </w:r>
-      <w:bookmarkEnd w:id="32"/>
-      <w:r>
-        <w:rPr>
-          <w:rFonts w:ascii="Times New Roman" w:hAnsi="Times New Roman" w:cs="Times New Roman"/>
-        </w:rPr>
         <w:t>quick mode analysis</w:t>
       </w:r>
+      <w:bookmarkEnd w:id="38"/>
     </w:p>
     <w:p>
       <w:pPr>
@@ -11261,20 +11251,20 @@
           <w:rFonts w:ascii="Times New Roman" w:hAnsi="Times New Roman" w:cs="Times New Roman"/>
         </w:rPr>
       </w:pPr>
-      <w:bookmarkStart w:id="33" w:name="_Toc240493516"/>
+      <w:bookmarkStart w:id="39" w:name="_Toc240562023"/>
       <w:r>
         <w:rPr>
           <w:rFonts w:ascii="Times New Roman" w:hAnsi="Times New Roman" w:cs="Times New Roman"/>
         </w:rPr>
         <w:t xml:space="preserve">5.3.5. </w:t>
       </w:r>
-      <w:bookmarkEnd w:id="33"/>
       <w:r>
         <w:rPr>
           <w:rFonts w:ascii="Times New Roman" w:hAnsi="Times New Roman" w:cs="Times New Roman"/>
         </w:rPr>
         <w:t>ESP SA analysis</w:t>
       </w:r>
+      <w:bookmarkEnd w:id="39"/>
     </w:p>
     <w:p>
       <w:pPr>
@@ -11387,8 +11377,11 @@
         <w:jc w:val="both"/>
       </w:pPr>
       <w:r>
+        <w:t xml:space="preserve">The SPI identifies the corresponding Security Association at the receiving endpoint, while the Sequence Number is associated with ESP’s anti-replay mechanism [4]. However, the project only observes these fields in captured packets and does not perform a replay attack; therefore, it does not provide an experimental conclusion about </w:t>
+      </w:r>
+      <w:r>
         <w:lastRenderedPageBreak/>
-        <w:t>The SPI identifies the corresponding Security Association at the receiving endpoint, while the Sequence Number is associated with ESP’s anti-replay mechanism [4]. However, the project only observes these fields in captured packets and does not perform a replay attack; therefore, it does not provide an experimental conclusion about anti-replay capability. The outer IP addresses of the two gateways remain visible as 10.10.10.1 and 10.10.10.2. Therefore, the result must not be interpreted as meaning that “the entire packet is hidden.” ESP Tunnel Mode protects the inner IP packet, while the outer IP header and some ESP metadata remain observable on the</w:t>
+        <w:t>anti-replay capability. The outer IP addresses of the two gateways remain visible as 10.10.10.1 and 10.10.10.2. Therefore, the result must not be interpreted as meaning that “the entire packet is hidden.” ESP Tunnel Mode protects the inner IP packet, while the outer IP header and some ESP metadata remain observable on the</w:t>
       </w:r>
       <w:r>
         <w:t xml:space="preserve"> </w:t>
@@ -11404,20 +11397,20 @@
           <w:rFonts w:ascii="Times New Roman" w:hAnsi="Times New Roman" w:cs="Times New Roman"/>
         </w:rPr>
       </w:pPr>
-      <w:bookmarkStart w:id="34" w:name="_Toc240493517"/>
+      <w:bookmarkStart w:id="40" w:name="_Toc240562024"/>
       <w:r>
         <w:rPr>
           <w:rFonts w:ascii="Times New Roman" w:hAnsi="Times New Roman" w:cs="Times New Roman"/>
         </w:rPr>
         <w:t xml:space="preserve">5.3.6. </w:t>
       </w:r>
-      <w:bookmarkEnd w:id="34"/>
       <w:r>
         <w:rPr>
           <w:rFonts w:ascii="Times New Roman" w:hAnsi="Times New Roman" w:cs="Times New Roman"/>
         </w:rPr>
         <w:t>Traffic verification through the tunnel</w:t>
       </w:r>
+      <w:bookmarkEnd w:id="40"/>
     </w:p>
     <w:p>
       <w:pPr>
@@ -11579,14 +11572,13 @@
           <w:rFonts w:ascii="Times New Roman" w:hAnsi="Times New Roman" w:cs="Times New Roman"/>
         </w:rPr>
       </w:pPr>
-      <w:bookmarkStart w:id="35" w:name="_Toc240493518"/>
+      <w:bookmarkStart w:id="41" w:name="_Toc240562025"/>
       <w:r>
         <w:rPr>
           <w:rFonts w:ascii="Times New Roman" w:hAnsi="Times New Roman" w:cs="Times New Roman"/>
         </w:rPr>
         <w:t xml:space="preserve">5.3.7. </w:t>
       </w:r>
-      <w:bookmarkEnd w:id="35"/>
       <w:r>
         <w:rPr>
           <w:rFonts w:ascii="Times New Roman" w:hAnsi="Times New Roman" w:cs="Times New Roman"/>
@@ -11607,6 +11599,7 @@
         </w:rPr>
         <w:t xml:space="preserve"> the lan and wan</w:t>
       </w:r>
+      <w:bookmarkEnd w:id="41"/>
     </w:p>
     <w:p>
       <w:pPr>
@@ -11715,8 +11708,11 @@
         <w:jc w:val="both"/>
       </w:pPr>
       <w:r>
+        <w:t xml:space="preserve">At the LAN capture point, Wireshark can directly read source address 192.168.10.1, destination address 192.168.20.1, and the ICMP Echo Request protocol. The file records </w:t>
+      </w:r>
+      <w:r>
         <w:lastRenderedPageBreak/>
-        <w:t>At the LAN capture point, Wireshark can directly read source address 192.168.10.1, destination address 192.168.20.1, and the ICMP Echo Request protocol. The file records four Echo Requests; the absence of Echo Reply packets in the screenshot reflects only the content of that capture point/file and is not evidence of tunnel failure</w:t>
+        <w:t>four Echo Requests; the absence of Echo Reply packets in the screenshot reflects only the content of that capture point/file and is not evidence of tunnel failure</w:t>
       </w:r>
       <w:r>
         <w:t>.</w:t>
@@ -11825,20 +11821,20 @@
           <w:rFonts w:ascii="Times New Roman" w:hAnsi="Times New Roman" w:cs="Times New Roman"/>
         </w:rPr>
       </w:pPr>
-      <w:bookmarkStart w:id="36" w:name="_Toc240493519"/>
+      <w:bookmarkStart w:id="42" w:name="_Toc240562026"/>
       <w:r>
         <w:rPr>
           <w:rFonts w:ascii="Times New Roman" w:hAnsi="Times New Roman" w:cs="Times New Roman"/>
         </w:rPr>
         <w:t xml:space="preserve">5.3.8. </w:t>
       </w:r>
-      <w:bookmarkEnd w:id="36"/>
       <w:r>
         <w:rPr>
           <w:rFonts w:ascii="Times New Roman" w:hAnsi="Times New Roman" w:cs="Times New Roman"/>
         </w:rPr>
         <w:t>Pre-shared key mismatch test</w:t>
       </w:r>
+      <w:bookmarkEnd w:id="42"/>
     </w:p>
     <w:p>
       <w:pPr>
@@ -12171,7 +12167,7 @@
           <w:rFonts w:ascii="Times New Roman" w:hAnsi="Times New Roman" w:cs="Times New Roman"/>
         </w:rPr>
       </w:pPr>
-      <w:bookmarkStart w:id="37" w:name="_Toc240493520"/>
+      <w:bookmarkStart w:id="43" w:name="_Toc240562027"/>
       <w:r>
         <w:rPr>
           <w:rFonts w:ascii="Times New Roman" w:hAnsi="Times New Roman" w:cs="Times New Roman"/>
@@ -12179,13 +12175,13 @@
         <w:lastRenderedPageBreak/>
         <w:t xml:space="preserve">5.4. </w:t>
       </w:r>
-      <w:bookmarkEnd w:id="37"/>
       <w:r>
         <w:rPr>
           <w:rFonts w:ascii="Times New Roman" w:hAnsi="Times New Roman" w:cs="Times New Roman"/>
         </w:rPr>
         <w:t>Evaluation of results and limitations</w:t>
       </w:r>
+      <w:bookmarkEnd w:id="43"/>
     </w:p>
     <w:p>
       <w:pPr>
@@ -12224,7 +12220,7 @@
           <w:rFonts w:ascii="Times New Roman" w:hAnsi="Times New Roman" w:cs="Times New Roman"/>
         </w:rPr>
       </w:pPr>
-      <w:bookmarkStart w:id="38" w:name="_Toc240493521"/>
+      <w:bookmarkStart w:id="44" w:name="_Toc240562028"/>
       <w:r>
         <w:rPr>
           <w:rFonts w:ascii="Times New Roman" w:hAnsi="Times New Roman" w:cs="Times New Roman"/>
@@ -12237,13 +12233,13 @@
         </w:rPr>
         <w:t xml:space="preserve">6. </w:t>
       </w:r>
-      <w:bookmarkEnd w:id="38"/>
       <w:r>
         <w:rPr>
           <w:rFonts w:ascii="Times New Roman" w:hAnsi="Times New Roman" w:cs="Times New Roman"/>
         </w:rPr>
         <w:t>CONCLUSION AND FUTURE DIRECTIONS</w:t>
       </w:r>
+      <w:bookmarkEnd w:id="44"/>
     </w:p>
     <w:p>
       <w:pPr>
@@ -12252,20 +12248,20 @@
           <w:rFonts w:ascii="Times New Roman" w:hAnsi="Times New Roman" w:cs="Times New Roman"/>
         </w:rPr>
       </w:pPr>
-      <w:bookmarkStart w:id="39" w:name="_Toc240493522"/>
+      <w:bookmarkStart w:id="45" w:name="_Toc240562029"/>
       <w:r>
         <w:rPr>
           <w:rFonts w:ascii="Times New Roman" w:hAnsi="Times New Roman" w:cs="Times New Roman"/>
         </w:rPr>
         <w:t xml:space="preserve">6.1. </w:t>
       </w:r>
-      <w:bookmarkEnd w:id="39"/>
       <w:r>
         <w:rPr>
           <w:rFonts w:ascii="Times New Roman" w:hAnsi="Times New Roman" w:cs="Times New Roman"/>
         </w:rPr>
         <w:t>Conclusion</w:t>
       </w:r>
+      <w:bookmarkEnd w:id="45"/>
     </w:p>
     <w:p>
       <w:pPr>
@@ -12296,20 +12292,20 @@
           <w:rFonts w:ascii="Times New Roman" w:hAnsi="Times New Roman" w:cs="Times New Roman"/>
         </w:rPr>
       </w:pPr>
-      <w:bookmarkStart w:id="40" w:name="_Toc240493523"/>
+      <w:bookmarkStart w:id="46" w:name="_Toc240562030"/>
       <w:r>
         <w:rPr>
           <w:rFonts w:ascii="Times New Roman" w:hAnsi="Times New Roman" w:cs="Times New Roman"/>
         </w:rPr>
         <w:t xml:space="preserve">6.2. </w:t>
       </w:r>
-      <w:bookmarkEnd w:id="40"/>
       <w:r>
         <w:rPr>
           <w:rFonts w:ascii="Times New Roman" w:hAnsi="Times New Roman" w:cs="Times New Roman"/>
         </w:rPr>
         <w:t>Limitations and future directions</w:t>
       </w:r>
+      <w:bookmarkEnd w:id="46"/>
     </w:p>
     <w:p>
       <w:pPr>
@@ -12332,35 +12328,35 @@
           <w:rFonts w:ascii="Times New Roman" w:hAnsi="Times New Roman" w:cs="Times New Roman"/>
         </w:rPr>
       </w:pPr>
-      <w:bookmarkStart w:id="41" w:name="_Toc240493525"/>
+      <w:bookmarkStart w:id="47" w:name="_Toc240562031"/>
       <w:r>
         <w:rPr>
           <w:rFonts w:ascii="Times New Roman" w:hAnsi="Times New Roman" w:cs="Times New Roman"/>
         </w:rPr>
+        <w:t xml:space="preserve">CHAPTER </w:t>
+      </w:r>
+      <w:r>
+        <w:rPr>
+          <w:rFonts w:ascii="Times New Roman" w:hAnsi="Times New Roman" w:cs="Times New Roman"/>
+        </w:rPr>
+        <w:t xml:space="preserve">7. </w:t>
+      </w:r>
+      <w:r>
+        <w:rPr>
+          <w:rFonts w:ascii="Times New Roman" w:hAnsi="Times New Roman" w:cs="Times New Roman"/>
+        </w:rPr>
+        <w:t>REFERENCES</w:t>
+      </w:r>
+      <w:bookmarkEnd w:id="47"/>
+    </w:p>
+    <w:p>
+      <w:r>
+        <w:t>[1] Duy Tan University, International School, Guidelines for Individual Capstone Project, CMU-CS 376, 2026–2027.</w:t>
+      </w:r>
+    </w:p>
+    <w:p>
+      <w:r>
         <w:lastRenderedPageBreak/>
-        <w:t xml:space="preserve">CHAPTER </w:t>
-      </w:r>
-      <w:r>
-        <w:rPr>
-          <w:rFonts w:ascii="Times New Roman" w:hAnsi="Times New Roman" w:cs="Times New Roman"/>
-        </w:rPr>
-        <w:t xml:space="preserve">7. </w:t>
-      </w:r>
-      <w:bookmarkEnd w:id="41"/>
-      <w:r>
-        <w:rPr>
-          <w:rFonts w:ascii="Times New Roman" w:hAnsi="Times New Roman" w:cs="Times New Roman"/>
-        </w:rPr>
-        <w:t>REFERENCES</w:t>
-      </w:r>
-    </w:p>
-    <w:p>
-      <w:r>
-        <w:t>[1] Duy Tan University, International School, Guidelines for Individual Capstone Project, CMU-CS 376, 2026–2027.</w:t>
-      </w:r>
-    </w:p>
-    <w:p>
-      <w:r>
         <w:t xml:space="preserve">[2] </w:t>
       </w:r>
       <w:r>
@@ -12518,7 +12514,7 @@
           <w:rFonts w:ascii="Times New Roman" w:hAnsi="Times New Roman" w:cs="Times New Roman"/>
         </w:rPr>
       </w:pPr>
-      <w:bookmarkStart w:id="42" w:name="_Toc240493526"/>
+      <w:bookmarkStart w:id="48" w:name="_Toc240562032"/>
       <w:r>
         <w:rPr>
           <w:rFonts w:ascii="Times New Roman" w:hAnsi="Times New Roman" w:cs="Times New Roman"/>
@@ -12531,13 +12527,13 @@
         </w:rPr>
         <w:t xml:space="preserve">A. </w:t>
       </w:r>
-      <w:bookmarkEnd w:id="42"/>
       <w:r>
         <w:rPr>
           <w:rFonts w:ascii="Times New Roman" w:hAnsi="Times New Roman" w:cs="Times New Roman"/>
         </w:rPr>
         <w:t>VERIFICATION COMMANDS AND EVIDENCE</w:t>
       </w:r>
+      <w:bookmarkEnd w:id="48"/>
     </w:p>
     <w:p>
       <w:pPr>
@@ -12911,87 +12907,87 @@
       </w:pPr>
       <w:proofErr w:type="spellStart"/>
       <w:r>
+        <w:t>GW_B</w:t>
+      </w:r>
+      <w:r>
+        <w:t>b</w:t>
+      </w:r>
+      <w:proofErr w:type="spellEnd"/>
+      <w:r>
+        <w:t xml:space="preserve"> </w:t>
+      </w:r>
+      <w:r>
+        <w:t>(</w:t>
+      </w:r>
+      <w:proofErr w:type="spellStart"/>
+      <w:r>
+        <w:t>gồm</w:t>
+      </w:r>
+      <w:proofErr w:type="spellEnd"/>
+      <w:r>
+        <w:t>:</w:t>
+      </w:r>
+      <w:r>
+        <w:t xml:space="preserve"> </w:t>
+      </w:r>
+      <w:proofErr w:type="spellStart"/>
+      <w:r>
+        <w:t>ipsec_B.conf</w:t>
+      </w:r>
+      <w:proofErr w:type="spellEnd"/>
+      <w:r>
+        <w:t xml:space="preserve"> </w:t>
+      </w:r>
+      <w:proofErr w:type="spellStart"/>
+      <w:r>
+        <w:t>và</w:t>
+      </w:r>
+      <w:proofErr w:type="spellEnd"/>
+      <w:r>
+        <w:t xml:space="preserve"> ipsec.secrets.example.txt</w:t>
+      </w:r>
+      <w:r>
+        <w:t>)</w:t>
+      </w:r>
+    </w:p>
+    <w:p>
+      <w:pPr>
+        <w:jc w:val="both"/>
+      </w:pPr>
+      <w:r>
+        <w:t xml:space="preserve">The </w:t>
+      </w:r>
+      <w:proofErr w:type="spellStart"/>
+      <w:r>
+        <w:t>ipsec_A.conf</w:t>
+      </w:r>
+      <w:proofErr w:type="spellEnd"/>
+      <w:r>
+        <w:t xml:space="preserve"> and </w:t>
+      </w:r>
+      <w:proofErr w:type="spellStart"/>
+      <w:r>
+        <w:t>ipsec_B.conf</w:t>
+      </w:r>
+      <w:proofErr w:type="spellEnd"/>
+      <w:r>
+        <w:t xml:space="preserve"> files contain the </w:t>
+      </w:r>
+      <w:proofErr w:type="spellStart"/>
+      <w:r>
+        <w:t>strongSwan</w:t>
+      </w:r>
+      <w:proofErr w:type="spellEnd"/>
+      <w:r>
+        <w:t xml:space="preserve"> configuration used in the experimental model.</w:t>
+      </w:r>
+    </w:p>
+    <w:p>
+      <w:pPr>
+        <w:jc w:val="both"/>
+      </w:pPr>
+      <w:r>
         <w:lastRenderedPageBreak/>
-        <w:t>GW_B</w:t>
-      </w:r>
-      <w:r>
-        <w:t>b</w:t>
-      </w:r>
-      <w:proofErr w:type="spellEnd"/>
-      <w:r>
-        <w:t xml:space="preserve"> </w:t>
-      </w:r>
-      <w:r>
-        <w:t>(</w:t>
-      </w:r>
-      <w:proofErr w:type="spellStart"/>
-      <w:r>
-        <w:t>gồm</w:t>
-      </w:r>
-      <w:proofErr w:type="spellEnd"/>
-      <w:r>
-        <w:t>:</w:t>
-      </w:r>
-      <w:r>
-        <w:t xml:space="preserve"> </w:t>
-      </w:r>
-      <w:proofErr w:type="spellStart"/>
-      <w:r>
-        <w:t>ipsec_B.conf</w:t>
-      </w:r>
-      <w:proofErr w:type="spellEnd"/>
-      <w:r>
-        <w:t xml:space="preserve"> </w:t>
-      </w:r>
-      <w:proofErr w:type="spellStart"/>
-      <w:r>
-        <w:t>và</w:t>
-      </w:r>
-      <w:proofErr w:type="spellEnd"/>
-      <w:r>
-        <w:t xml:space="preserve"> ipsec.secrets.example.txt</w:t>
-      </w:r>
-      <w:r>
-        <w:t>)</w:t>
-      </w:r>
-    </w:p>
-    <w:p>
-      <w:pPr>
-        <w:jc w:val="both"/>
-      </w:pPr>
-      <w:r>
-        <w:t xml:space="preserve">The </w:t>
-      </w:r>
-      <w:proofErr w:type="spellStart"/>
-      <w:r>
-        <w:t>ipsec_A.conf</w:t>
-      </w:r>
-      <w:proofErr w:type="spellEnd"/>
-      <w:r>
-        <w:t xml:space="preserve"> and </w:t>
-      </w:r>
-      <w:proofErr w:type="spellStart"/>
-      <w:r>
-        <w:t>ipsec_B.conf</w:t>
-      </w:r>
-      <w:proofErr w:type="spellEnd"/>
-      <w:r>
-        <w:t xml:space="preserve"> files contain the </w:t>
-      </w:r>
-      <w:proofErr w:type="spellStart"/>
-      <w:r>
-        <w:t>strongSwan</w:t>
-      </w:r>
-      <w:proofErr w:type="spellEnd"/>
-      <w:r>
-        <w:t xml:space="preserve"> configuration used in the experimental model.</w:t>
-      </w:r>
-    </w:p>
-    <w:p>
-      <w:pPr>
-        <w:jc w:val="both"/>
-      </w:pPr>
-      <w:r>
         <w:t xml:space="preserve">    The actual Pre-Shared Key is not included in the report or public file set. The example file uses the following placeholder</w:t>
       </w:r>
       <w:r>
